--- a/core/static/kozu-p_tkr_template.docx
+++ b/core/static/kozu-p_tkr_template.docx
@@ -134,8 +134,20 @@
                 <w:sz w:val="36"/>
                 <w:szCs w:val="36"/>
               </w:rPr>
-              <w:t>Северо-Западный НПЦ АрхиМет</w:t>
-            </w:r>
+              <w:t xml:space="preserve">Северо-Западный НПЦ </w:t>
+            </w:r>
+            <w:proofErr w:type="spellStart"/>
+            <w:r>
+              <w:rPr>
+                <w:b/>
+                <w:spacing w:val="20"/>
+                <w:kern w:val="32"/>
+                <w:sz w:val="36"/>
+                <w:szCs w:val="36"/>
+              </w:rPr>
+              <w:t>АрхиМет</w:t>
+            </w:r>
+            <w:proofErr w:type="spellEnd"/>
           </w:p>
           <w:p>
             <w:pPr>
@@ -208,8 +220,16 @@
               <w:rPr>
                 <w:szCs w:val="24"/>
               </w:rPr>
-              <w:t>Тел.: (812)309-38-03</w:t>
-            </w:r>
+              <w:t>Тел.: (812)309-</w:t>
+            </w:r>
+            <w:proofErr w:type="gramStart"/>
+            <w:r>
+              <w:rPr>
+                <w:szCs w:val="24"/>
+              </w:rPr>
+              <w:t>38-03</w:t>
+            </w:r>
+            <w:proofErr w:type="gramEnd"/>
           </w:p>
           <w:p>
             <w:pPr>
@@ -349,6 +369,7 @@
                 <w:lang w:val="en-US"/>
               </w:rPr>
             </w:pPr>
+            <w:proofErr w:type="gramStart"/>
             <w:r>
               <w:rPr>
                 <w:b/>
@@ -357,7 +378,40 @@
                 <w:szCs w:val="36"/>
                 <w:lang w:val="en-US"/>
               </w:rPr>
-              <w:t>{{ project_name }}</w:t>
+              <w:t xml:space="preserve">{{ </w:t>
+            </w:r>
+            <w:proofErr w:type="spellStart"/>
+            <w:r>
+              <w:rPr>
+                <w:b/>
+                <w:bCs/>
+                <w:sz w:val="32"/>
+                <w:szCs w:val="36"/>
+                <w:lang w:val="en-US"/>
+              </w:rPr>
+              <w:t>project</w:t>
+            </w:r>
+            <w:proofErr w:type="gramEnd"/>
+            <w:r>
+              <w:rPr>
+                <w:b/>
+                <w:bCs/>
+                <w:sz w:val="32"/>
+                <w:szCs w:val="36"/>
+                <w:lang w:val="en-US"/>
+              </w:rPr>
+              <w:t>_name</w:t>
+            </w:r>
+            <w:proofErr w:type="spellEnd"/>
+            <w:r>
+              <w:rPr>
+                <w:b/>
+                <w:bCs/>
+                <w:sz w:val="32"/>
+                <w:szCs w:val="36"/>
+                <w:lang w:val="en-US"/>
+              </w:rPr>
+              <w:t xml:space="preserve"> }}</w:t>
             </w:r>
           </w:p>
         </w:tc>
@@ -480,6 +534,7 @@
                 <w:lang w:val="en-US"/>
               </w:rPr>
             </w:pPr>
+            <w:proofErr w:type="gramStart"/>
             <w:r>
               <w:rPr>
                 <w:b/>
@@ -489,8 +544,9 @@
                 <w:szCs w:val="40"/>
                 <w:lang w:val="en-US"/>
               </w:rPr>
-              <w:t>{{ project_code }}</w:t>
-            </w:r>
+              <w:t xml:space="preserve">{{ </w:t>
+            </w:r>
+            <w:proofErr w:type="spellStart"/>
             <w:r>
               <w:rPr>
                 <w:b/>
@@ -498,9 +554,11 @@
                 <w:kern w:val="32"/>
                 <w:sz w:val="40"/>
                 <w:szCs w:val="40"/>
-              </w:rPr>
-              <w:t xml:space="preserve"> </w:t>
-            </w:r>
+                <w:lang w:val="en-US"/>
+              </w:rPr>
+              <w:t>project</w:t>
+            </w:r>
+            <w:proofErr w:type="gramEnd"/>
             <w:r>
               <w:rPr>
                 <w:b/>
@@ -508,8 +566,55 @@
                 <w:kern w:val="32"/>
                 <w:sz w:val="40"/>
                 <w:szCs w:val="40"/>
-              </w:rPr>
-              <w:t>КВП</w:t>
+                <w:lang w:val="en-US"/>
+              </w:rPr>
+              <w:t>_</w:t>
+            </w:r>
+            <w:proofErr w:type="gramStart"/>
+            <w:r>
+              <w:rPr>
+                <w:b/>
+                <w:spacing w:val="20"/>
+                <w:kern w:val="32"/>
+                <w:sz w:val="40"/>
+                <w:szCs w:val="40"/>
+                <w:lang w:val="en-US"/>
+              </w:rPr>
+              <w:t>code</w:t>
+            </w:r>
+            <w:proofErr w:type="spellEnd"/>
+            <w:r>
+              <w:rPr>
+                <w:b/>
+                <w:spacing w:val="20"/>
+                <w:kern w:val="32"/>
+                <w:sz w:val="40"/>
+                <w:szCs w:val="40"/>
+                <w:lang w:val="en-US"/>
+              </w:rPr>
+              <w:t xml:space="preserve"> }</w:t>
+            </w:r>
+            <w:proofErr w:type="gramEnd"/>
+            <w:r>
+              <w:rPr>
+                <w:b/>
+                <w:spacing w:val="20"/>
+                <w:kern w:val="32"/>
+                <w:sz w:val="40"/>
+                <w:szCs w:val="40"/>
+                <w:lang w:val="en-US"/>
+              </w:rPr>
+              <w:t>}</w:t>
+            </w:r>
+            <w:r>
+              <w:rPr>
+                <w:b/>
+                <w:spacing w:val="20"/>
+                <w:kern w:val="32"/>
+                <w:sz w:val="40"/>
+                <w:szCs w:val="40"/>
+              </w:rPr>
+              <w:t xml:space="preserve"> КВП</w:t>
             </w:r>
           </w:p>
         </w:tc>
@@ -926,8 +1031,20 @@
                 <w:sz w:val="36"/>
                 <w:szCs w:val="36"/>
               </w:rPr>
-              <w:t>Северо-Западный НПЦ АрхиМет</w:t>
-            </w:r>
+              <w:t xml:space="preserve">Северо-Западный НПЦ </w:t>
+            </w:r>
+            <w:proofErr w:type="spellStart"/>
+            <w:r>
+              <w:rPr>
+                <w:b/>
+                <w:spacing w:val="20"/>
+                <w:kern w:val="32"/>
+                <w:sz w:val="36"/>
+                <w:szCs w:val="36"/>
+              </w:rPr>
+              <w:t>АрхиМет</w:t>
+            </w:r>
+            <w:proofErr w:type="spellEnd"/>
           </w:p>
           <w:p>
             <w:pPr>
@@ -1000,8 +1117,16 @@
               <w:rPr>
                 <w:szCs w:val="24"/>
               </w:rPr>
-              <w:t>Тел.: (812)309-38-03</w:t>
-            </w:r>
+              <w:t>Тел.: (812)309-</w:t>
+            </w:r>
+            <w:proofErr w:type="gramStart"/>
+            <w:r>
+              <w:rPr>
+                <w:szCs w:val="24"/>
+              </w:rPr>
+              <w:t>38-03</w:t>
+            </w:r>
+            <w:proofErr w:type="gramEnd"/>
           </w:p>
           <w:p>
             <w:pPr>
@@ -1142,6 +1267,7 @@
                 <w:lang w:val="en-US"/>
               </w:rPr>
             </w:pPr>
+            <w:proofErr w:type="gramStart"/>
             <w:r>
               <w:rPr>
                 <w:b/>
@@ -1150,7 +1276,40 @@
                 <w:szCs w:val="36"/>
                 <w:lang w:val="en-US"/>
               </w:rPr>
-              <w:t>{{ project_name }}</w:t>
+              <w:t xml:space="preserve">{{ </w:t>
+            </w:r>
+            <w:proofErr w:type="spellStart"/>
+            <w:r>
+              <w:rPr>
+                <w:b/>
+                <w:bCs/>
+                <w:sz w:val="32"/>
+                <w:szCs w:val="36"/>
+                <w:lang w:val="en-US"/>
+              </w:rPr>
+              <w:t>project</w:t>
+            </w:r>
+            <w:proofErr w:type="gramEnd"/>
+            <w:r>
+              <w:rPr>
+                <w:b/>
+                <w:bCs/>
+                <w:sz w:val="32"/>
+                <w:szCs w:val="36"/>
+                <w:lang w:val="en-US"/>
+              </w:rPr>
+              <w:t>_name</w:t>
+            </w:r>
+            <w:proofErr w:type="spellEnd"/>
+            <w:r>
+              <w:rPr>
+                <w:b/>
+                <w:bCs/>
+                <w:sz w:val="32"/>
+                <w:szCs w:val="36"/>
+                <w:lang w:val="en-US"/>
+              </w:rPr>
+              <w:t xml:space="preserve"> }}</w:t>
             </w:r>
           </w:p>
         </w:tc>
@@ -1286,6 +1445,7 @@
                 <w:highlight w:val="green"/>
               </w:rPr>
             </w:pPr>
+            <w:proofErr w:type="gramStart"/>
             <w:r>
               <w:rPr>
                 <w:b/>
@@ -1295,8 +1455,9 @@
                 <w:szCs w:val="40"/>
                 <w:lang w:val="en-US"/>
               </w:rPr>
-              <w:t>{{ project_</w:t>
-            </w:r>
+              <w:t xml:space="preserve">{{ </w:t>
+            </w:r>
+            <w:proofErr w:type="spellStart"/>
             <w:r>
               <w:rPr>
                 <w:b/>
@@ -1306,8 +1467,9 @@
                 <w:szCs w:val="40"/>
                 <w:lang w:val="en-US"/>
               </w:rPr>
-              <w:t>code }}</w:t>
-            </w:r>
+              <w:t>project</w:t>
+            </w:r>
+            <w:proofErr w:type="gramEnd"/>
             <w:r>
               <w:rPr>
                 <w:b/>
@@ -1315,9 +1477,11 @@
                 <w:kern w:val="32"/>
                 <w:sz w:val="40"/>
                 <w:szCs w:val="40"/>
-              </w:rPr>
-              <w:t xml:space="preserve"> </w:t>
-            </w:r>
+                <w:lang w:val="en-US"/>
+              </w:rPr>
+              <w:t>_</w:t>
+            </w:r>
+            <w:proofErr w:type="gramStart"/>
             <w:r>
               <w:rPr>
                 <w:b/>
@@ -1325,8 +1489,43 @@
                 <w:kern w:val="32"/>
                 <w:sz w:val="40"/>
                 <w:szCs w:val="40"/>
-              </w:rPr>
-              <w:t>КВП-ТКР</w:t>
+                <w:lang w:val="en-US"/>
+              </w:rPr>
+              <w:t>code</w:t>
+            </w:r>
+            <w:proofErr w:type="spellEnd"/>
+            <w:r>
+              <w:rPr>
+                <w:b/>
+                <w:spacing w:val="20"/>
+                <w:kern w:val="32"/>
+                <w:sz w:val="40"/>
+                <w:szCs w:val="40"/>
+                <w:lang w:val="en-US"/>
+              </w:rPr>
+              <w:t xml:space="preserve"> }</w:t>
+            </w:r>
+            <w:proofErr w:type="gramEnd"/>
+            <w:r>
+              <w:rPr>
+                <w:b/>
+                <w:spacing w:val="20"/>
+                <w:kern w:val="32"/>
+                <w:sz w:val="40"/>
+                <w:szCs w:val="40"/>
+                <w:lang w:val="en-US"/>
+              </w:rPr>
+              <w:t>}</w:t>
+            </w:r>
+            <w:r>
+              <w:rPr>
+                <w:b/>
+                <w:spacing w:val="20"/>
+                <w:kern w:val="32"/>
+                <w:sz w:val="40"/>
+                <w:szCs w:val="40"/>
+              </w:rPr>
+              <w:t xml:space="preserve"> КВП-ТКР</w:t>
             </w:r>
           </w:p>
         </w:tc>
@@ -1515,8 +1714,13 @@
             <w:r>
               <w:t xml:space="preserve">     </w:t>
             </w:r>
-            <w:r>
-              <w:t>Родчихин С.В.</w:t>
+            <w:proofErr w:type="spellStart"/>
+            <w:r>
+              <w:t>Родчихин</w:t>
+            </w:r>
+            <w:proofErr w:type="spellEnd"/>
+            <w:r>
+              <w:t xml:space="preserve"> С.В.</w:t>
             </w:r>
           </w:p>
         </w:tc>
@@ -3616,12 +3820,14 @@
               </w:rPr>
               <w:t xml:space="preserve">. </w:t>
             </w:r>
+            <w:proofErr w:type="spellStart"/>
             <w:r>
               <w:rPr>
                 <w:szCs w:val="28"/>
               </w:rPr>
               <w:t>Родчихин</w:t>
             </w:r>
+            <w:proofErr w:type="spellEnd"/>
             <w:r>
               <w:rPr>
                 <w:szCs w:val="28"/>
@@ -3647,12 +3853,37 @@
                 <w:lang w:val="en-US"/>
               </w:rPr>
             </w:pPr>
+            <w:proofErr w:type="gramStart"/>
             <w:r>
               <w:rPr>
                 <w:szCs w:val="28"/>
                 <w:lang w:val="en-US"/>
               </w:rPr>
-              <w:t>{{ current_date }}</w:t>
+              <w:t xml:space="preserve">{{ </w:t>
+            </w:r>
+            <w:proofErr w:type="spellStart"/>
+            <w:r>
+              <w:rPr>
+                <w:szCs w:val="28"/>
+                <w:lang w:val="en-US"/>
+              </w:rPr>
+              <w:t>current</w:t>
+            </w:r>
+            <w:proofErr w:type="gramEnd"/>
+            <w:r>
+              <w:rPr>
+                <w:szCs w:val="28"/>
+                <w:lang w:val="en-US"/>
+              </w:rPr>
+              <w:t>_date</w:t>
+            </w:r>
+            <w:proofErr w:type="spellEnd"/>
+            <w:r>
+              <w:rPr>
+                <w:szCs w:val="28"/>
+                <w:lang w:val="en-US"/>
+              </w:rPr>
+              <w:t xml:space="preserve"> }}</w:t>
             </w:r>
           </w:p>
         </w:tc>
@@ -3895,18 +4126,58 @@
                 <w:szCs w:val="28"/>
               </w:rPr>
             </w:pPr>
+            <w:proofErr w:type="gramStart"/>
             <w:r>
               <w:rPr>
                 <w:szCs w:val="28"/>
                 <w:lang w:val="en-US"/>
               </w:rPr>
-              <w:t>{{ project_code }}</w:t>
-            </w:r>
+              <w:t xml:space="preserve">{{ </w:t>
+            </w:r>
+            <w:proofErr w:type="spellStart"/>
             <w:r>
               <w:rPr>
                 <w:szCs w:val="28"/>
-              </w:rPr>
-              <w:t>-КВП</w:t>
+                <w:lang w:val="en-US"/>
+              </w:rPr>
+              <w:t>project</w:t>
+            </w:r>
+            <w:proofErr w:type="gramEnd"/>
+            <w:r>
+              <w:rPr>
+                <w:szCs w:val="28"/>
+                <w:lang w:val="en-US"/>
+              </w:rPr>
+              <w:t>_</w:t>
+            </w:r>
+            <w:proofErr w:type="gramStart"/>
+            <w:r>
+              <w:rPr>
+                <w:szCs w:val="28"/>
+                <w:lang w:val="en-US"/>
+              </w:rPr>
+              <w:t>code</w:t>
+            </w:r>
+            <w:proofErr w:type="spellEnd"/>
+            <w:r>
+              <w:rPr>
+                <w:szCs w:val="28"/>
+                <w:lang w:val="en-US"/>
+              </w:rPr>
+              <w:t xml:space="preserve"> }}</w:t>
+            </w:r>
+            <w:r>
+              <w:rPr>
+                <w:szCs w:val="28"/>
+              </w:rPr>
+              <w:t>-</w:t>
+            </w:r>
+            <w:proofErr w:type="gramEnd"/>
+            <w:r>
+              <w:rPr>
+                <w:szCs w:val="28"/>
+              </w:rPr>
+              <w:t>КВП</w:t>
             </w:r>
             <w:r>
               <w:rPr>
@@ -4003,18 +4274,58 @@
                 <w:szCs w:val="28"/>
               </w:rPr>
             </w:pPr>
+            <w:proofErr w:type="gramStart"/>
             <w:r>
               <w:rPr>
                 <w:szCs w:val="28"/>
                 <w:lang w:val="en-US"/>
               </w:rPr>
-              <w:t>{{ project_code }}</w:t>
-            </w:r>
+              <w:t xml:space="preserve">{{ </w:t>
+            </w:r>
+            <w:proofErr w:type="spellStart"/>
             <w:r>
               <w:rPr>
                 <w:szCs w:val="28"/>
-              </w:rPr>
-              <w:t>-КВП</w:t>
+                <w:lang w:val="en-US"/>
+              </w:rPr>
+              <w:t>project</w:t>
+            </w:r>
+            <w:proofErr w:type="gramEnd"/>
+            <w:r>
+              <w:rPr>
+                <w:szCs w:val="28"/>
+                <w:lang w:val="en-US"/>
+              </w:rPr>
+              <w:t>_</w:t>
+            </w:r>
+            <w:proofErr w:type="gramStart"/>
+            <w:r>
+              <w:rPr>
+                <w:szCs w:val="28"/>
+                <w:lang w:val="en-US"/>
+              </w:rPr>
+              <w:t>code</w:t>
+            </w:r>
+            <w:proofErr w:type="spellEnd"/>
+            <w:r>
+              <w:rPr>
+                <w:szCs w:val="28"/>
+                <w:lang w:val="en-US"/>
+              </w:rPr>
+              <w:t xml:space="preserve"> }}</w:t>
+            </w:r>
+            <w:r>
+              <w:rPr>
+                <w:szCs w:val="28"/>
+              </w:rPr>
+              <w:t>-</w:t>
+            </w:r>
+            <w:proofErr w:type="gramEnd"/>
+            <w:r>
+              <w:rPr>
+                <w:szCs w:val="28"/>
+              </w:rPr>
+              <w:t>КВП</w:t>
             </w:r>
             <w:r>
               <w:rPr>
@@ -4100,18 +4411,58 @@
                 <w:lang w:val="en-US"/>
               </w:rPr>
             </w:pPr>
+            <w:proofErr w:type="gramStart"/>
             <w:r>
               <w:rPr>
                 <w:szCs w:val="28"/>
                 <w:lang w:val="en-US"/>
               </w:rPr>
-              <w:t>{{ project_code }}</w:t>
-            </w:r>
+              <w:t xml:space="preserve">{{ </w:t>
+            </w:r>
+            <w:proofErr w:type="spellStart"/>
             <w:r>
               <w:rPr>
                 <w:szCs w:val="28"/>
-              </w:rPr>
-              <w:t>-КВП-ПЗЛ</w:t>
+                <w:lang w:val="en-US"/>
+              </w:rPr>
+              <w:t>project</w:t>
+            </w:r>
+            <w:proofErr w:type="gramEnd"/>
+            <w:r>
+              <w:rPr>
+                <w:szCs w:val="28"/>
+                <w:lang w:val="en-US"/>
+              </w:rPr>
+              <w:t>_</w:t>
+            </w:r>
+            <w:proofErr w:type="gramStart"/>
+            <w:r>
+              <w:rPr>
+                <w:szCs w:val="28"/>
+                <w:lang w:val="en-US"/>
+              </w:rPr>
+              <w:t>code</w:t>
+            </w:r>
+            <w:proofErr w:type="spellEnd"/>
+            <w:r>
+              <w:rPr>
+                <w:szCs w:val="28"/>
+                <w:lang w:val="en-US"/>
+              </w:rPr>
+              <w:t xml:space="preserve"> }}</w:t>
+            </w:r>
+            <w:r>
+              <w:rPr>
+                <w:szCs w:val="28"/>
+              </w:rPr>
+              <w:t>-</w:t>
+            </w:r>
+            <w:proofErr w:type="gramEnd"/>
+            <w:r>
+              <w:rPr>
+                <w:szCs w:val="28"/>
+              </w:rPr>
+              <w:t>КВП-ПЗЛ</w:t>
             </w:r>
           </w:p>
         </w:tc>
@@ -4190,18 +4541,58 @@
                 <w:szCs w:val="28"/>
               </w:rPr>
             </w:pPr>
+            <w:proofErr w:type="gramStart"/>
             <w:r>
               <w:rPr>
                 <w:szCs w:val="28"/>
                 <w:lang w:val="en-US"/>
               </w:rPr>
-              <w:t>{{ project_code }}</w:t>
-            </w:r>
+              <w:t xml:space="preserve">{{ </w:t>
+            </w:r>
+            <w:proofErr w:type="spellStart"/>
             <w:r>
               <w:rPr>
                 <w:szCs w:val="28"/>
-              </w:rPr>
-              <w:t>-КВП</w:t>
+                <w:lang w:val="en-US"/>
+              </w:rPr>
+              <w:t>project</w:t>
+            </w:r>
+            <w:proofErr w:type="gramEnd"/>
+            <w:r>
+              <w:rPr>
+                <w:szCs w:val="28"/>
+                <w:lang w:val="en-US"/>
+              </w:rPr>
+              <w:t>_</w:t>
+            </w:r>
+            <w:proofErr w:type="gramStart"/>
+            <w:r>
+              <w:rPr>
+                <w:szCs w:val="28"/>
+                <w:lang w:val="en-US"/>
+              </w:rPr>
+              <w:t>code</w:t>
+            </w:r>
+            <w:proofErr w:type="spellEnd"/>
+            <w:r>
+              <w:rPr>
+                <w:szCs w:val="28"/>
+                <w:lang w:val="en-US"/>
+              </w:rPr>
+              <w:t xml:space="preserve"> }}</w:t>
+            </w:r>
+            <w:r>
+              <w:rPr>
+                <w:szCs w:val="28"/>
+              </w:rPr>
+              <w:t>-</w:t>
+            </w:r>
+            <w:proofErr w:type="gramEnd"/>
+            <w:r>
+              <w:rPr>
+                <w:szCs w:val="28"/>
+              </w:rPr>
+              <w:t>КВП</w:t>
             </w:r>
             <w:r>
               <w:rPr>
@@ -4298,18 +4689,58 @@
                 <w:szCs w:val="28"/>
               </w:rPr>
             </w:pPr>
+            <w:proofErr w:type="gramStart"/>
             <w:r>
               <w:rPr>
                 <w:szCs w:val="28"/>
                 <w:lang w:val="en-US"/>
               </w:rPr>
-              <w:t>{{ project_code }}</w:t>
-            </w:r>
+              <w:t xml:space="preserve">{{ </w:t>
+            </w:r>
+            <w:proofErr w:type="spellStart"/>
             <w:r>
               <w:rPr>
                 <w:szCs w:val="28"/>
-              </w:rPr>
-              <w:t>-КВП-КЗ</w:t>
+                <w:lang w:val="en-US"/>
+              </w:rPr>
+              <w:t>project</w:t>
+            </w:r>
+            <w:proofErr w:type="gramEnd"/>
+            <w:r>
+              <w:rPr>
+                <w:szCs w:val="28"/>
+                <w:lang w:val="en-US"/>
+              </w:rPr>
+              <w:t>_</w:t>
+            </w:r>
+            <w:proofErr w:type="gramStart"/>
+            <w:r>
+              <w:rPr>
+                <w:szCs w:val="28"/>
+                <w:lang w:val="en-US"/>
+              </w:rPr>
+              <w:t>code</w:t>
+            </w:r>
+            <w:proofErr w:type="spellEnd"/>
+            <w:r>
+              <w:rPr>
+                <w:szCs w:val="28"/>
+                <w:lang w:val="en-US"/>
+              </w:rPr>
+              <w:t xml:space="preserve"> }}</w:t>
+            </w:r>
+            <w:r>
+              <w:rPr>
+                <w:szCs w:val="28"/>
+              </w:rPr>
+              <w:t>-</w:t>
+            </w:r>
+            <w:proofErr w:type="gramEnd"/>
+            <w:r>
+              <w:rPr>
+                <w:szCs w:val="28"/>
+              </w:rPr>
+              <w:t>КВП-КЗ</w:t>
             </w:r>
           </w:p>
         </w:tc>
@@ -4388,18 +4819,58 @@
                 <w:szCs w:val="28"/>
               </w:rPr>
             </w:pPr>
+            <w:proofErr w:type="gramStart"/>
             <w:r>
               <w:rPr>
                 <w:szCs w:val="28"/>
                 <w:lang w:val="en-US"/>
               </w:rPr>
-              <w:t>{{ project_code }}</w:t>
-            </w:r>
+              <w:t xml:space="preserve">{{ </w:t>
+            </w:r>
+            <w:proofErr w:type="spellStart"/>
             <w:r>
               <w:rPr>
                 <w:szCs w:val="28"/>
-              </w:rPr>
-              <w:t>-КВП-ВОР</w:t>
+                <w:lang w:val="en-US"/>
+              </w:rPr>
+              <w:t>project</w:t>
+            </w:r>
+            <w:proofErr w:type="gramEnd"/>
+            <w:r>
+              <w:rPr>
+                <w:szCs w:val="28"/>
+                <w:lang w:val="en-US"/>
+              </w:rPr>
+              <w:t>_</w:t>
+            </w:r>
+            <w:proofErr w:type="gramStart"/>
+            <w:r>
+              <w:rPr>
+                <w:szCs w:val="28"/>
+                <w:lang w:val="en-US"/>
+              </w:rPr>
+              <w:t>code</w:t>
+            </w:r>
+            <w:proofErr w:type="spellEnd"/>
+            <w:r>
+              <w:rPr>
+                <w:szCs w:val="28"/>
+                <w:lang w:val="en-US"/>
+              </w:rPr>
+              <w:t xml:space="preserve"> }}</w:t>
+            </w:r>
+            <w:r>
+              <w:rPr>
+                <w:szCs w:val="28"/>
+              </w:rPr>
+              <w:t>-</w:t>
+            </w:r>
+            <w:proofErr w:type="gramEnd"/>
+            <w:r>
+              <w:rPr>
+                <w:szCs w:val="28"/>
+              </w:rPr>
+              <w:t>КВП-ВОР</w:t>
             </w:r>
           </w:p>
         </w:tc>
@@ -4609,12 +5080,21 @@
                 </wp:anchor>
               </w:drawing>
             </w:r>
+            <w:proofErr w:type="spellStart"/>
             <w:r>
               <w:rPr>
                 <w:position w:val="6"/>
                 <w:szCs w:val="24"/>
               </w:rPr>
-              <w:t>Родчихин С. В.</w:t>
+              <w:t>Родчихин</w:t>
+            </w:r>
+            <w:proofErr w:type="spellEnd"/>
+            <w:r>
+              <w:rPr>
+                <w:position w:val="6"/>
+                <w:szCs w:val="24"/>
+              </w:rPr>
+              <w:t xml:space="preserve"> С. В.</w:t>
             </w:r>
           </w:p>
         </w:tc>
@@ -4650,13 +5130,41 @@
                 <w:lang w:val="en-US"/>
               </w:rPr>
             </w:pPr>
+            <w:proofErr w:type="gramStart"/>
             <w:r>
               <w:rPr>
                 <w:position w:val="6"/>
                 <w:szCs w:val="24"/>
                 <w:lang w:val="en-US"/>
               </w:rPr>
-              <w:t>{{ mm_yy }}</w:t>
+              <w:t xml:space="preserve">{{ </w:t>
+            </w:r>
+            <w:proofErr w:type="spellStart"/>
+            <w:r>
+              <w:rPr>
+                <w:position w:val="6"/>
+                <w:szCs w:val="24"/>
+                <w:lang w:val="en-US"/>
+              </w:rPr>
+              <w:t>mm</w:t>
+            </w:r>
+            <w:proofErr w:type="gramEnd"/>
+            <w:r>
+              <w:rPr>
+                <w:position w:val="6"/>
+                <w:szCs w:val="24"/>
+                <w:lang w:val="en-US"/>
+              </w:rPr>
+              <w:t>_yy</w:t>
+            </w:r>
+            <w:proofErr w:type="spellEnd"/>
+            <w:r>
+              <w:rPr>
+                <w:position w:val="6"/>
+                <w:szCs w:val="24"/>
+                <w:lang w:val="en-US"/>
+              </w:rPr>
+              <w:t xml:space="preserve"> }}</w:t>
             </w:r>
           </w:p>
         </w:tc>
@@ -4679,6 +5187,7 @@
                 <w:szCs w:val="24"/>
               </w:rPr>
             </w:pPr>
+            <w:proofErr w:type="spellStart"/>
             <w:r>
               <w:rPr>
                 <w:position w:val="6"/>
@@ -4686,6 +5195,7 @@
               </w:rPr>
               <w:t>Нормоконтролер</w:t>
             </w:r>
+            <w:proofErr w:type="spellEnd"/>
           </w:p>
         </w:tc>
         <w:tc>
@@ -4805,13 +5315,41 @@
                 <w:highlight w:val="green"/>
               </w:rPr>
             </w:pPr>
+            <w:proofErr w:type="gramStart"/>
             <w:r>
               <w:rPr>
                 <w:position w:val="6"/>
                 <w:szCs w:val="24"/>
                 <w:lang w:val="en-US"/>
               </w:rPr>
-              <w:t>{{ mm_yy }}</w:t>
+              <w:t xml:space="preserve">{{ </w:t>
+            </w:r>
+            <w:proofErr w:type="spellStart"/>
+            <w:r>
+              <w:rPr>
+                <w:position w:val="6"/>
+                <w:szCs w:val="24"/>
+                <w:lang w:val="en-US"/>
+              </w:rPr>
+              <w:t>mm</w:t>
+            </w:r>
+            <w:proofErr w:type="gramEnd"/>
+            <w:r>
+              <w:rPr>
+                <w:position w:val="6"/>
+                <w:szCs w:val="24"/>
+                <w:lang w:val="en-US"/>
+              </w:rPr>
+              <w:t>_yy</w:t>
+            </w:r>
+            <w:proofErr w:type="spellEnd"/>
+            <w:r>
+              <w:rPr>
+                <w:position w:val="6"/>
+                <w:szCs w:val="24"/>
+                <w:lang w:val="en-US"/>
+              </w:rPr>
+              <w:t xml:space="preserve"> }}</w:t>
             </w:r>
           </w:p>
         </w:tc>
@@ -4960,13 +5498,41 @@
                 <w:highlight w:val="green"/>
               </w:rPr>
             </w:pPr>
+            <w:proofErr w:type="gramStart"/>
             <w:r>
               <w:rPr>
                 <w:position w:val="6"/>
                 <w:szCs w:val="24"/>
                 <w:lang w:val="en-US"/>
               </w:rPr>
-              <w:t>{{ mm_yy }}</w:t>
+              <w:t xml:space="preserve">{{ </w:t>
+            </w:r>
+            <w:proofErr w:type="spellStart"/>
+            <w:r>
+              <w:rPr>
+                <w:position w:val="6"/>
+                <w:szCs w:val="24"/>
+                <w:lang w:val="en-US"/>
+              </w:rPr>
+              <w:t>mm</w:t>
+            </w:r>
+            <w:proofErr w:type="gramEnd"/>
+            <w:r>
+              <w:rPr>
+                <w:position w:val="6"/>
+                <w:szCs w:val="24"/>
+                <w:lang w:val="en-US"/>
+              </w:rPr>
+              <w:t>_yy</w:t>
+            </w:r>
+            <w:proofErr w:type="spellEnd"/>
+            <w:r>
+              <w:rPr>
+                <w:position w:val="6"/>
+                <w:szCs w:val="24"/>
+                <w:lang w:val="en-US"/>
+              </w:rPr>
+              <w:t xml:space="preserve"> }}</w:t>
             </w:r>
           </w:p>
         </w:tc>
@@ -5073,6 +5639,7 @@
                 </wp:anchor>
               </w:drawing>
             </w:r>
+            <w:proofErr w:type="spellStart"/>
             <w:r>
               <w:rPr>
                 <w:position w:val="6"/>
@@ -5080,6 +5647,7 @@
               </w:rPr>
               <w:t>Мельситов</w:t>
             </w:r>
+            <w:proofErr w:type="spellEnd"/>
             <w:r>
               <w:rPr>
                 <w:position w:val="6"/>
@@ -5135,13 +5703,41 @@
                 <w:highlight w:val="green"/>
               </w:rPr>
             </w:pPr>
+            <w:proofErr w:type="gramStart"/>
             <w:r>
               <w:rPr>
                 <w:position w:val="6"/>
                 <w:szCs w:val="24"/>
                 <w:lang w:val="en-US"/>
               </w:rPr>
-              <w:t>{{ mm_yy }}</w:t>
+              <w:t xml:space="preserve">{{ </w:t>
+            </w:r>
+            <w:proofErr w:type="spellStart"/>
+            <w:r>
+              <w:rPr>
+                <w:position w:val="6"/>
+                <w:szCs w:val="24"/>
+                <w:lang w:val="en-US"/>
+              </w:rPr>
+              <w:t>mm</w:t>
+            </w:r>
+            <w:proofErr w:type="gramEnd"/>
+            <w:r>
+              <w:rPr>
+                <w:position w:val="6"/>
+                <w:szCs w:val="24"/>
+                <w:lang w:val="en-US"/>
+              </w:rPr>
+              <w:t>_yy</w:t>
+            </w:r>
+            <w:proofErr w:type="spellEnd"/>
+            <w:r>
+              <w:rPr>
+                <w:position w:val="6"/>
+                <w:szCs w:val="24"/>
+                <w:lang w:val="en-US"/>
+              </w:rPr>
+              <w:t xml:space="preserve"> }}</w:t>
             </w:r>
           </w:p>
         </w:tc>
@@ -5299,7 +5895,15 @@
         <w:t>и</w:t>
       </w:r>
       <w:r>
-        <w:t xml:space="preserve"> обеспечения непрерывного производственного цикла от беспилотных летательных аппаратов (БпЛА) самолетного типа с </w:t>
+        <w:t xml:space="preserve"> обеспечения непрерывного производственного цикла от беспилотных летательных аппаратов (</w:t>
+      </w:r>
+      <w:proofErr w:type="spellStart"/>
+      <w:r>
+        <w:t>БпЛА</w:t>
+      </w:r>
+      <w:proofErr w:type="spellEnd"/>
+      <w:r>
+        <w:t xml:space="preserve">) самолетного типа с </w:t>
       </w:r>
       <w:r>
         <w:rPr>
@@ -5307,6 +5911,7 @@
         </w:rPr>
         <w:t xml:space="preserve">характеристиками </w:t>
       </w:r>
+      <w:proofErr w:type="gramStart"/>
       <w:r>
         <w:rPr>
           <w:color w:val="000000" w:themeColor="text1"/>
@@ -5320,6 +5925,7 @@
         </w:rPr>
         <w:t>v</w:t>
       </w:r>
+      <w:proofErr w:type="gramEnd"/>
       <w:r>
         <w:rPr>
           <w:color w:val="000000" w:themeColor="text1"/>
@@ -5339,6 +5945,8 @@
         </w:rPr>
         <w:t>_</w:t>
       </w:r>
+      <w:proofErr w:type="spellStart"/>
+      <w:proofErr w:type="gramStart"/>
       <w:r>
         <w:rPr>
           <w:color w:val="000000" w:themeColor="text1"/>
@@ -5346,11 +5954,19 @@
         </w:rPr>
         <w:t>bpla</w:t>
       </w:r>
+      <w:proofErr w:type="spellEnd"/>
       <w:r>
         <w:rPr>
           <w:color w:val="000000" w:themeColor="text1"/>
         </w:rPr>
-        <w:t xml:space="preserve"> }}</w:t>
+        <w:t xml:space="preserve"> }</w:t>
+      </w:r>
+      <w:proofErr w:type="gramEnd"/>
+      <w:r>
+        <w:rPr>
+          <w:color w:val="000000" w:themeColor="text1"/>
+        </w:rPr>
+        <w:t>}</w:t>
       </w:r>
       <w:r>
         <w:rPr>
@@ -5493,23 +6109,47 @@
         </w:rPr>
         <w:t xml:space="preserve">В административном отношении район строительства находится в </w:t>
       </w:r>
+      <w:proofErr w:type="gramStart"/>
       <w:r>
         <w:rPr>
           <w:szCs w:val="28"/>
         </w:rPr>
         <w:t xml:space="preserve">{{ </w:t>
       </w:r>
+      <w:proofErr w:type="spellStart"/>
       <w:r>
         <w:rPr>
           <w:szCs w:val="28"/>
         </w:rPr>
-        <w:t>rayon_str</w:t>
-      </w:r>
+        <w:t>rayon</w:t>
+      </w:r>
+      <w:proofErr w:type="gramEnd"/>
       <w:r>
         <w:rPr>
           <w:szCs w:val="28"/>
         </w:rPr>
-        <w:t xml:space="preserve"> }}</w:t>
+        <w:t>_</w:t>
+      </w:r>
+      <w:proofErr w:type="gramStart"/>
+      <w:r>
+        <w:rPr>
+          <w:szCs w:val="28"/>
+        </w:rPr>
+        <w:t>str</w:t>
+      </w:r>
+      <w:proofErr w:type="spellEnd"/>
+      <w:r>
+        <w:rPr>
+          <w:szCs w:val="28"/>
+        </w:rPr>
+        <w:t xml:space="preserve"> }</w:t>
+      </w:r>
+      <w:proofErr w:type="gramEnd"/>
+      <w:r>
+        <w:rPr>
+          <w:szCs w:val="28"/>
+        </w:rPr>
+        <w:t>}</w:t>
       </w:r>
       <w:r>
         <w:rPr>
@@ -5589,23 +6229,47 @@
         <w:lastRenderedPageBreak/>
         <w:t xml:space="preserve">Климатический район по ветру – </w:t>
       </w:r>
+      <w:proofErr w:type="gramStart"/>
       <w:r>
         <w:rPr>
           <w:szCs w:val="28"/>
         </w:rPr>
         <w:t xml:space="preserve">{{ </w:t>
       </w:r>
+      <w:proofErr w:type="spellStart"/>
       <w:r>
         <w:rPr>
           <w:szCs w:val="28"/>
         </w:rPr>
-        <w:t>sp_wind_reg</w:t>
-      </w:r>
+        <w:t>sp</w:t>
+      </w:r>
+      <w:proofErr w:type="gramEnd"/>
       <w:r>
         <w:rPr>
           <w:szCs w:val="28"/>
         </w:rPr>
-        <w:t xml:space="preserve"> }}</w:t>
+        <w:t>_wind_</w:t>
+      </w:r>
+      <w:proofErr w:type="gramStart"/>
+      <w:r>
+        <w:rPr>
+          <w:szCs w:val="28"/>
+        </w:rPr>
+        <w:t>reg</w:t>
+      </w:r>
+      <w:proofErr w:type="spellEnd"/>
+      <w:r>
+        <w:rPr>
+          <w:szCs w:val="28"/>
+        </w:rPr>
+        <w:t xml:space="preserve"> }</w:t>
+      </w:r>
+      <w:proofErr w:type="gramEnd"/>
+      <w:r>
+        <w:rPr>
+          <w:szCs w:val="28"/>
+        </w:rPr>
+        <w:t>}</w:t>
       </w:r>
       <w:r>
         <w:rPr>
@@ -5657,23 +6321,47 @@
         </w:rPr>
         <w:t xml:space="preserve"> – </w:t>
       </w:r>
+      <w:proofErr w:type="gramStart"/>
       <w:r>
         <w:rPr>
           <w:szCs w:val="28"/>
         </w:rPr>
         <w:t xml:space="preserve">{{ </w:t>
       </w:r>
+      <w:proofErr w:type="spellStart"/>
       <w:r>
         <w:rPr>
           <w:szCs w:val="28"/>
         </w:rPr>
-        <w:t>golol_rayon</w:t>
-      </w:r>
+        <w:t>golol</w:t>
+      </w:r>
+      <w:proofErr w:type="gramEnd"/>
       <w:r>
         <w:rPr>
           <w:szCs w:val="28"/>
         </w:rPr>
-        <w:t xml:space="preserve"> }}</w:t>
+        <w:t>_</w:t>
+      </w:r>
+      <w:proofErr w:type="gramStart"/>
+      <w:r>
+        <w:rPr>
+          <w:szCs w:val="28"/>
+        </w:rPr>
+        <w:t>rayon</w:t>
+      </w:r>
+      <w:proofErr w:type="spellEnd"/>
+      <w:r>
+        <w:rPr>
+          <w:szCs w:val="28"/>
+        </w:rPr>
+        <w:t xml:space="preserve"> }</w:t>
+      </w:r>
+      <w:proofErr w:type="gramEnd"/>
+      <w:r>
+        <w:rPr>
+          <w:szCs w:val="28"/>
+        </w:rPr>
+        <w:t>}</w:t>
       </w:r>
       <w:r>
         <w:rPr>
@@ -5769,8 +6457,17 @@
         <w:t>и</w:t>
       </w:r>
       <w:r>
-        <w:t xml:space="preserve"> обеспечения непрерывного производственного цикла от беспилотных летательных аппаратов (БпЛА) самолетного типа с характеристиками </w:t>
-      </w:r>
+        <w:t xml:space="preserve"> обеспечения непрерывного производственного цикла от беспилотных летательных аппаратов (</w:t>
+      </w:r>
+      <w:proofErr w:type="spellStart"/>
+      <w:r>
+        <w:t>БпЛА</w:t>
+      </w:r>
+      <w:proofErr w:type="spellEnd"/>
+      <w:r>
+        <w:t xml:space="preserve">) самолетного типа с характеристиками </w:t>
+      </w:r>
+      <w:proofErr w:type="gramStart"/>
       <w:r>
         <w:rPr>
           <w:color w:val="000000" w:themeColor="text1"/>
@@ -5784,6 +6481,7 @@
         </w:rPr>
         <w:t>v</w:t>
       </w:r>
+      <w:proofErr w:type="gramEnd"/>
       <w:r>
         <w:rPr>
           <w:color w:val="000000" w:themeColor="text1"/>
@@ -5803,6 +6501,8 @@
         </w:rPr>
         <w:t>_</w:t>
       </w:r>
+      <w:proofErr w:type="spellStart"/>
+      <w:proofErr w:type="gramStart"/>
       <w:r>
         <w:rPr>
           <w:color w:val="000000" w:themeColor="text1"/>
@@ -5810,11 +6510,19 @@
         </w:rPr>
         <w:t>bpla</w:t>
       </w:r>
+      <w:proofErr w:type="spellEnd"/>
       <w:r>
         <w:rPr>
           <w:color w:val="000000" w:themeColor="text1"/>
         </w:rPr>
-        <w:t xml:space="preserve"> }}, </w:t>
+        <w:t xml:space="preserve"> }</w:t>
+      </w:r>
+      <w:proofErr w:type="gramEnd"/>
+      <w:r>
+        <w:rPr>
+          <w:color w:val="000000" w:themeColor="text1"/>
+        </w:rPr>
+        <w:t xml:space="preserve">}, </w:t>
       </w:r>
       <w:r>
         <w:t>а также дронов (заброс сверху).</w:t>
@@ -5867,7 +6575,15 @@
         <w:t xml:space="preserve"> </w:t>
       </w:r>
       <w:r>
-        <w:t>«Манье»</w:t>
+        <w:t>«</w:t>
+      </w:r>
+      <w:proofErr w:type="spellStart"/>
+      <w:r>
+        <w:t>Манье</w:t>
+      </w:r>
+      <w:proofErr w:type="spellEnd"/>
+      <w:r>
+        <w:t>»</w:t>
       </w:r>
       <w:r>
         <w:t xml:space="preserve"> с вплетенными тросами</w:t>
@@ -5959,6 +6675,7 @@
       <w:r>
         <w:t>«</w:t>
       </w:r>
+      <w:proofErr w:type="gramStart"/>
       <w:r>
         <w:t xml:space="preserve">{{ </w:t>
       </w:r>
@@ -5968,9 +6685,11 @@
         </w:rPr>
         <w:t>project</w:t>
       </w:r>
+      <w:proofErr w:type="gramEnd"/>
       <w:r>
         <w:t>_</w:t>
       </w:r>
+      <w:proofErr w:type="gramStart"/>
       <w:r>
         <w:rPr>
           <w:lang w:val="en-US"/>
@@ -5981,7 +6700,11 @@
         <w:t xml:space="preserve"> }}</w:t>
       </w:r>
       <w:r>
-        <w:t>-КВП</w:t>
+        <w:t>-</w:t>
+      </w:r>
+      <w:proofErr w:type="gramEnd"/>
+      <w:r>
+        <w:t>КВП</w:t>
       </w:r>
       <w:r>
         <w:t>»</w:t>
@@ -6024,6 +6747,7 @@
       <w:r>
         <w:t xml:space="preserve"> </w:t>
       </w:r>
+      <w:proofErr w:type="gramStart"/>
       <w:r>
         <w:t xml:space="preserve">{{ </w:t>
       </w:r>
@@ -6033,6 +6757,7 @@
         </w:rPr>
         <w:t>const</w:t>
       </w:r>
+      <w:proofErr w:type="gramEnd"/>
       <w:r>
         <w:t xml:space="preserve"> }}.</w:t>
       </w:r>
@@ -6057,18 +6782,23 @@
       <w:r>
         <w:t xml:space="preserve"> </w:t>
       </w:r>
+      <w:proofErr w:type="gramStart"/>
       <w:r>
         <w:t xml:space="preserve">{{ </w:t>
       </w:r>
+      <w:proofErr w:type="spellStart"/>
       <w:r>
         <w:t>steel</w:t>
       </w:r>
+      <w:proofErr w:type="spellEnd"/>
+      <w:proofErr w:type="gramEnd"/>
       <w:r>
         <w:t xml:space="preserve"> }}</w:t>
       </w:r>
       <w:r>
         <w:t xml:space="preserve"> или их аналогов </w:t>
       </w:r>
+      <w:proofErr w:type="gramStart"/>
       <w:r>
         <w:t xml:space="preserve">{{ </w:t>
       </w:r>
@@ -6078,9 +6808,11 @@
         </w:rPr>
         <w:t>anal</w:t>
       </w:r>
+      <w:proofErr w:type="gramEnd"/>
       <w:r>
         <w:t>_</w:t>
       </w:r>
+      <w:proofErr w:type="gramStart"/>
       <w:r>
         <w:rPr>
           <w:lang w:val="en-US"/>
@@ -6088,7 +6820,11 @@
         <w:t>steel</w:t>
       </w:r>
       <w:r>
-        <w:t xml:space="preserve"> }}</w:t>
+        <w:t xml:space="preserve"> }</w:t>
+      </w:r>
+      <w:proofErr w:type="gramEnd"/>
+      <w:r>
+        <w:t>}</w:t>
       </w:r>
       <w:r>
         <w:t xml:space="preserve"> соответственно</w:t>
@@ -6139,12 +6875,14 @@
       <w:r>
         <w:t xml:space="preserve"> {{ </w:t>
       </w:r>
+      <w:proofErr w:type="spellStart"/>
       <w:r>
         <w:rPr>
           <w:lang w:val="en-US"/>
         </w:rPr>
         <w:t>kp</w:t>
       </w:r>
+      <w:proofErr w:type="spellEnd"/>
       <w:r>
         <w:t>_</w:t>
       </w:r>
@@ -6281,6 +7019,7 @@
         </w:rPr>
         <w:t xml:space="preserve">используется </w:t>
       </w:r>
+      <w:proofErr w:type="gramStart"/>
       <w:r>
         <w:rPr>
           <w:color w:val="2C2D2E"/>
@@ -6298,6 +7037,7 @@
         </w:rPr>
         <w:t>fundament</w:t>
       </w:r>
+      <w:proofErr w:type="gramEnd"/>
       <w:r>
         <w:rPr>
           <w:color w:val="2C2D2E"/>
@@ -6312,16 +7052,7 @@
           <w:szCs w:val="28"/>
           <w:shd w:val="clear" w:color="auto" w:fill="FFFFFF"/>
         </w:rPr>
-        <w:t xml:space="preserve">, основными элементами которого служат </w:t>
-      </w:r>
-      <w:r>
-        <w:rPr>
-          <w:color w:val="2C2D2E"/>
-          <w:szCs w:val="28"/>
-          <w:highlight w:val="green"/>
-          <w:shd w:val="clear" w:color="auto" w:fill="FFFFFF"/>
-        </w:rPr>
-        <w:t>железобетонные лежни</w:t>
+        <w:t xml:space="preserve">, </w:t>
       </w:r>
       <w:r>
         <w:rPr>
@@ -6329,59 +7060,9 @@
           <w:szCs w:val="28"/>
           <w:shd w:val="clear" w:color="auto" w:fill="FFFFFF"/>
         </w:rPr>
-        <w:t xml:space="preserve">. </w:t>
-      </w:r>
-    </w:p>
-    <w:p>
-      <w:pPr>
-        <w:spacing w:after="240"/>
-        <w:ind w:firstLine="709"/>
-        <w:rPr>
-          <w:color w:val="2C2D2E"/>
-          <w:szCs w:val="28"/>
-          <w:shd w:val="clear" w:color="auto" w:fill="FFFFFF"/>
-        </w:rPr>
-      </w:pPr>
-      <w:r>
-        <w:rPr>
-          <w:color w:val="2C2D2E"/>
-          <w:szCs w:val="28"/>
-          <w:shd w:val="clear" w:color="auto" w:fill="FFFFFF"/>
-        </w:rPr>
-        <w:t xml:space="preserve">Под фундамент в зависимости от условий площадки выполняется </w:t>
-      </w:r>
-      <w:r>
-        <w:rPr>
-          <w:color w:val="2C2D2E"/>
-          <w:szCs w:val="28"/>
-          <w:shd w:val="clear" w:color="auto" w:fill="FFFFFF"/>
-        </w:rPr>
-        <w:t xml:space="preserve">следующая </w:t>
-      </w:r>
-      <w:r>
-        <w:rPr>
-          <w:color w:val="2C2D2E"/>
-          <w:szCs w:val="28"/>
-          <w:shd w:val="clear" w:color="auto" w:fill="FFFFFF"/>
-        </w:rPr>
-        <w:t>подготовка</w:t>
-      </w:r>
-      <w:r>
-        <w:rPr>
-          <w:color w:val="2C2D2E"/>
-          <w:szCs w:val="28"/>
-          <w:shd w:val="clear" w:color="auto" w:fill="FFFFFF"/>
-        </w:rPr>
-        <w:t>:</w:t>
-      </w:r>
-      <w:r>
-        <w:rPr>
-          <w:color w:val="2C2D2E"/>
-          <w:szCs w:val="28"/>
-          <w:shd w:val="clear" w:color="auto" w:fill="FFFFFF"/>
-        </w:rPr>
-        <w:t xml:space="preserve"> </w:t>
-      </w:r>
+        <w:t xml:space="preserve">основным элементом которого служит </w:t>
+      </w:r>
+      <w:proofErr w:type="gramStart"/>
       <w:r>
         <w:rPr>
           <w:color w:val="2C2D2E"/>
@@ -6399,6 +7080,7 @@
         </w:rPr>
         <w:t>fund</w:t>
       </w:r>
+      <w:proofErr w:type="gramEnd"/>
       <w:r>
         <w:rPr>
           <w:color w:val="2C2D2E"/>
@@ -6407,6 +7089,8 @@
         </w:rPr>
         <w:t>_</w:t>
       </w:r>
+      <w:proofErr w:type="spellStart"/>
+      <w:proofErr w:type="gramStart"/>
       <w:r>
         <w:rPr>
           <w:color w:val="2C2D2E"/>
@@ -6414,15 +7098,139 @@
           <w:shd w:val="clear" w:color="auto" w:fill="FFFFFF"/>
           <w:lang w:val="en-US"/>
         </w:rPr>
-        <w:t>osn</w:t>
-      </w:r>
+        <w:t>elem</w:t>
+      </w:r>
+      <w:proofErr w:type="spellEnd"/>
       <w:r>
         <w:rPr>
           <w:color w:val="2C2D2E"/>
           <w:szCs w:val="28"/>
           <w:shd w:val="clear" w:color="auto" w:fill="FFFFFF"/>
         </w:rPr>
-        <w:t xml:space="preserve"> }}.</w:t>
+        <w:t xml:space="preserve"> }</w:t>
+      </w:r>
+      <w:proofErr w:type="gramEnd"/>
+      <w:r>
+        <w:rPr>
+          <w:color w:val="2C2D2E"/>
+          <w:szCs w:val="28"/>
+          <w:shd w:val="clear" w:color="auto" w:fill="FFFFFF"/>
+        </w:rPr>
+        <w:t>}</w:t>
+      </w:r>
+      <w:r>
+        <w:rPr>
+          <w:color w:val="2C2D2E"/>
+          <w:szCs w:val="28"/>
+          <w:shd w:val="clear" w:color="auto" w:fill="FFFFFF"/>
+        </w:rPr>
+        <w:t xml:space="preserve">. </w:t>
+      </w:r>
+    </w:p>
+    <w:p>
+      <w:pPr>
+        <w:ind w:firstLine="709"/>
+        <w:rPr>
+          <w:color w:val="2C2D2E"/>
+          <w:szCs w:val="28"/>
+          <w:shd w:val="clear" w:color="auto" w:fill="FFFFFF"/>
+        </w:rPr>
+      </w:pPr>
+      <w:r>
+        <w:rPr>
+          <w:color w:val="2C2D2E"/>
+          <w:szCs w:val="28"/>
+          <w:shd w:val="clear" w:color="auto" w:fill="FFFFFF"/>
+        </w:rPr>
+        <w:t xml:space="preserve">Под фундамент в зависимости от условий площадки выполняется </w:t>
+      </w:r>
+      <w:r>
+        <w:rPr>
+          <w:color w:val="2C2D2E"/>
+          <w:szCs w:val="28"/>
+          <w:shd w:val="clear" w:color="auto" w:fill="FFFFFF"/>
+        </w:rPr>
+        <w:t xml:space="preserve">следующая </w:t>
+      </w:r>
+      <w:r>
+        <w:rPr>
+          <w:color w:val="2C2D2E"/>
+          <w:szCs w:val="28"/>
+          <w:shd w:val="clear" w:color="auto" w:fill="FFFFFF"/>
+        </w:rPr>
+        <w:t>подготовка</w:t>
+      </w:r>
+      <w:r>
+        <w:rPr>
+          <w:color w:val="2C2D2E"/>
+          <w:szCs w:val="28"/>
+          <w:shd w:val="clear" w:color="auto" w:fill="FFFFFF"/>
+        </w:rPr>
+        <w:t>:</w:t>
+      </w:r>
+      <w:r>
+        <w:rPr>
+          <w:color w:val="2C2D2E"/>
+          <w:szCs w:val="28"/>
+          <w:shd w:val="clear" w:color="auto" w:fill="FFFFFF"/>
+        </w:rPr>
+        <w:t xml:space="preserve"> </w:t>
+      </w:r>
+      <w:proofErr w:type="gramStart"/>
+      <w:r>
+        <w:rPr>
+          <w:color w:val="2C2D2E"/>
+          <w:szCs w:val="28"/>
+          <w:shd w:val="clear" w:color="auto" w:fill="FFFFFF"/>
+        </w:rPr>
+        <w:t xml:space="preserve">{{ </w:t>
+      </w:r>
+      <w:r>
+        <w:rPr>
+          <w:color w:val="2C2D2E"/>
+          <w:szCs w:val="28"/>
+          <w:shd w:val="clear" w:color="auto" w:fill="FFFFFF"/>
+          <w:lang w:val="en-US"/>
+        </w:rPr>
+        <w:t>fund</w:t>
+      </w:r>
+      <w:proofErr w:type="gramEnd"/>
+      <w:r>
+        <w:rPr>
+          <w:color w:val="2C2D2E"/>
+          <w:szCs w:val="28"/>
+          <w:shd w:val="clear" w:color="auto" w:fill="FFFFFF"/>
+        </w:rPr>
+        <w:t>_</w:t>
+      </w:r>
+      <w:proofErr w:type="spellStart"/>
+      <w:proofErr w:type="gramStart"/>
+      <w:r>
+        <w:rPr>
+          <w:color w:val="2C2D2E"/>
+          <w:szCs w:val="28"/>
+          <w:shd w:val="clear" w:color="auto" w:fill="FFFFFF"/>
+          <w:lang w:val="en-US"/>
+        </w:rPr>
+        <w:t>osn</w:t>
+      </w:r>
+      <w:proofErr w:type="spellEnd"/>
+      <w:r>
+        <w:rPr>
+          <w:color w:val="2C2D2E"/>
+          <w:szCs w:val="28"/>
+          <w:shd w:val="clear" w:color="auto" w:fill="FFFFFF"/>
+        </w:rPr>
+        <w:t xml:space="preserve"> }</w:t>
+      </w:r>
+      <w:proofErr w:type="gramEnd"/>
+      <w:r>
+        <w:rPr>
+          <w:color w:val="2C2D2E"/>
+          <w:szCs w:val="28"/>
+          <w:shd w:val="clear" w:color="auto" w:fill="FFFFFF"/>
+        </w:rPr>
+        <w:t>}.</w:t>
       </w:r>
       <w:r>
         <w:rPr>
@@ -6546,12 +7354,14 @@
         </w:rPr>
         <w:t xml:space="preserve">1) Количество защитных объектов – </w:t>
       </w:r>
+      <w:proofErr w:type="gramStart"/>
       <w:r>
         <w:rPr>
           <w:rFonts w:eastAsia="TimesNewRomanPSMT"/>
         </w:rPr>
         <w:t xml:space="preserve">{{ </w:t>
       </w:r>
+      <w:proofErr w:type="spellStart"/>
       <w:r>
         <w:rPr>
           <w:rFonts w:eastAsia="TimesNewRomanPSMT"/>
@@ -6559,12 +7369,15 @@
         </w:rPr>
         <w:t>kol</w:t>
       </w:r>
+      <w:proofErr w:type="spellEnd"/>
+      <w:proofErr w:type="gramEnd"/>
       <w:r>
         <w:rPr>
           <w:rFonts w:eastAsia="TimesNewRomanPSMT"/>
         </w:rPr>
         <w:t>_</w:t>
       </w:r>
+      <w:proofErr w:type="gramStart"/>
       <w:r>
         <w:rPr>
           <w:rFonts w:eastAsia="TimesNewRomanPSMT"/>
@@ -6576,7 +7389,14 @@
         <w:rPr>
           <w:rFonts w:eastAsia="TimesNewRomanPSMT"/>
         </w:rPr>
-        <w:t xml:space="preserve"> }}</w:t>
+        <w:t xml:space="preserve"> }</w:t>
+      </w:r>
+      <w:proofErr w:type="gramEnd"/>
+      <w:r>
+        <w:rPr>
+          <w:rFonts w:eastAsia="TimesNewRomanPSMT"/>
+        </w:rPr>
+        <w:t>}</w:t>
       </w:r>
       <w:r>
         <w:rPr>
@@ -6608,26 +7428,37 @@
       <w:r>
         <w:t xml:space="preserve">– </w:t>
       </w:r>
+      <w:proofErr w:type="gramStart"/>
       <w:r>
         <w:t xml:space="preserve">{{ </w:t>
       </w:r>
+      <w:proofErr w:type="spellStart"/>
       <w:r>
         <w:rPr>
           <w:lang w:val="en-US"/>
         </w:rPr>
         <w:t>massa</w:t>
       </w:r>
+      <w:proofErr w:type="spellEnd"/>
+      <w:proofErr w:type="gramEnd"/>
       <w:r>
         <w:t>_</w:t>
       </w:r>
+      <w:proofErr w:type="spellStart"/>
+      <w:proofErr w:type="gramStart"/>
       <w:r>
         <w:rPr>
           <w:lang w:val="en-US"/>
         </w:rPr>
         <w:t>obsch</w:t>
       </w:r>
-      <w:r>
-        <w:t xml:space="preserve"> }}</w:t>
+      <w:proofErr w:type="spellEnd"/>
+      <w:r>
+        <w:t xml:space="preserve"> }</w:t>
+      </w:r>
+      <w:proofErr w:type="gramEnd"/>
+      <w:r>
+        <w:t>}</w:t>
       </w:r>
       <w:r>
         <w:t xml:space="preserve"> т</w:t>
@@ -6726,18 +7557,28 @@
         </w:rPr>
         <w:t xml:space="preserve"> располагаются на территории </w:t>
       </w:r>
+      <w:proofErr w:type="gramStart"/>
       <w:r>
         <w:rPr>
           <w:rFonts w:eastAsia="TimesNewRomanPSMT"/>
         </w:rPr>
         <w:t xml:space="preserve">{{ </w:t>
       </w:r>
+      <w:proofErr w:type="spellStart"/>
       <w:r>
         <w:rPr>
           <w:rFonts w:eastAsia="TimesNewRomanPSMT"/>
         </w:rPr>
-        <w:t>territoria_raspoloj</w:t>
-      </w:r>
+        <w:t>territoria</w:t>
+      </w:r>
+      <w:proofErr w:type="gramEnd"/>
+      <w:r>
+        <w:rPr>
+          <w:rFonts w:eastAsia="TimesNewRomanPSMT"/>
+        </w:rPr>
+        <w:t>_raspoloj</w:t>
+      </w:r>
+      <w:proofErr w:type="spellEnd"/>
     </w:p>
     <w:p>
       <w:pPr>
@@ -6819,11 +7660,47 @@
         </w:rPr>
         <w:t xml:space="preserve">объектов осуществляется на территории </w:t>
       </w:r>
+      <w:proofErr w:type="gramStart"/>
       <w:r>
         <w:rPr>
           <w:rFonts w:eastAsia="TimesNewRomanPSMT"/>
         </w:rPr>
-        <w:t>{{ territoria_raspoloj }}</w:t>
+        <w:t xml:space="preserve">{{ </w:t>
+      </w:r>
+      <w:proofErr w:type="spellStart"/>
+      <w:r>
+        <w:rPr>
+          <w:rFonts w:eastAsia="TimesNewRomanPSMT"/>
+        </w:rPr>
+        <w:t>territoria</w:t>
+      </w:r>
+      <w:proofErr w:type="gramEnd"/>
+      <w:r>
+        <w:rPr>
+          <w:rFonts w:eastAsia="TimesNewRomanPSMT"/>
+        </w:rPr>
+        <w:t>_</w:t>
+      </w:r>
+      <w:proofErr w:type="gramStart"/>
+      <w:r>
+        <w:rPr>
+          <w:rFonts w:eastAsia="TimesNewRomanPSMT"/>
+        </w:rPr>
+        <w:t>raspoloj</w:t>
+      </w:r>
+      <w:proofErr w:type="spellEnd"/>
+      <w:r>
+        <w:rPr>
+          <w:rFonts w:eastAsia="TimesNewRomanPSMT"/>
+        </w:rPr>
+        <w:t xml:space="preserve"> }</w:t>
+      </w:r>
+      <w:proofErr w:type="gramEnd"/>
+      <w:r>
+        <w:rPr>
+          <w:rFonts w:eastAsia="TimesNewRomanPSMT"/>
+        </w:rPr>
+        <w:t>}</w:t>
       </w:r>
       <w:r>
         <w:rPr>
@@ -6931,7 +7808,35 @@
         <w:rPr>
           <w:rFonts w:eastAsia="TimesNewRomanPSMT"/>
         </w:rPr>
-        <w:t xml:space="preserve"> не применялись. Применяемые опоры и узлы разработаны ООО «СевЗап НЦП Архимет» на основе собственных базовых конструкций, модернизированных для данно</w:t>
+        <w:t xml:space="preserve"> не применялись. Применяемые опоры и узлы разработаны ООО «</w:t>
+      </w:r>
+      <w:proofErr w:type="spellStart"/>
+      <w:r>
+        <w:rPr>
+          <w:rFonts w:eastAsia="TimesNewRomanPSMT"/>
+        </w:rPr>
+        <w:t>СевЗап</w:t>
+      </w:r>
+      <w:proofErr w:type="spellEnd"/>
+      <w:r>
+        <w:rPr>
+          <w:rFonts w:eastAsia="TimesNewRomanPSMT"/>
+        </w:rPr>
+        <w:t xml:space="preserve"> НЦП </w:t>
+      </w:r>
+      <w:proofErr w:type="spellStart"/>
+      <w:r>
+        <w:rPr>
+          <w:rFonts w:eastAsia="TimesNewRomanPSMT"/>
+        </w:rPr>
+        <w:t>Архимет</w:t>
+      </w:r>
+      <w:proofErr w:type="spellEnd"/>
+      <w:r>
+        <w:rPr>
+          <w:rFonts w:eastAsia="TimesNewRomanPSMT"/>
+        </w:rPr>
+        <w:t>» на основе собственных базовых конструкций, модернизированных для данно</w:t>
       </w:r>
       <w:r>
         <w:rPr>
@@ -7270,12 +8175,14 @@
         </w:rPr>
         <w:t xml:space="preserve"> </w:t>
       </w:r>
+      <w:proofErr w:type="gramStart"/>
       <w:r>
         <w:rPr>
           <w:rFonts w:eastAsia="TimesNewRomanPSMT"/>
         </w:rPr>
         <w:t xml:space="preserve">{{ </w:t>
       </w:r>
+      <w:proofErr w:type="spellStart"/>
       <w:r>
         <w:rPr>
           <w:rFonts w:eastAsia="TimesNewRomanPSMT"/>
@@ -7283,12 +8190,16 @@
         </w:rPr>
         <w:t>mont</w:t>
       </w:r>
+      <w:proofErr w:type="spellEnd"/>
+      <w:proofErr w:type="gramEnd"/>
       <w:r>
         <w:rPr>
           <w:rFonts w:eastAsia="TimesNewRomanPSMT"/>
         </w:rPr>
         <w:t>_</w:t>
       </w:r>
+      <w:proofErr w:type="spellStart"/>
+      <w:proofErr w:type="gramStart"/>
       <w:r>
         <w:rPr>
           <w:rFonts w:eastAsia="TimesNewRomanPSMT"/>
@@ -7296,11 +8207,19 @@
         </w:rPr>
         <w:t>vremya</w:t>
       </w:r>
+      <w:proofErr w:type="spellEnd"/>
       <w:r>
         <w:rPr>
           <w:rFonts w:eastAsia="TimesNewRomanPSMT"/>
         </w:rPr>
-        <w:t xml:space="preserve"> }}.</w:t>
+        <w:t xml:space="preserve"> }</w:t>
+      </w:r>
+      <w:proofErr w:type="gramEnd"/>
+      <w:r>
+        <w:rPr>
+          <w:rFonts w:eastAsia="TimesNewRomanPSMT"/>
+        </w:rPr>
+        <w:t>}.</w:t>
       </w:r>
     </w:p>
     <w:p>
@@ -7334,12 +8253,14 @@
         </w:rPr>
         <w:t xml:space="preserve">– </w:t>
       </w:r>
+      <w:proofErr w:type="gramStart"/>
       <w:r>
         <w:rPr>
           <w:rFonts w:eastAsia="TimesNewRomanPSMT"/>
         </w:rPr>
         <w:t xml:space="preserve">{{ </w:t>
       </w:r>
+      <w:proofErr w:type="spellStart"/>
       <w:r>
         <w:rPr>
           <w:rFonts w:eastAsia="TimesNewRomanPSMT"/>
@@ -7347,12 +8268,15 @@
         </w:rPr>
         <w:t>expl</w:t>
       </w:r>
+      <w:proofErr w:type="spellEnd"/>
+      <w:proofErr w:type="gramEnd"/>
       <w:r>
         <w:rPr>
           <w:rFonts w:eastAsia="TimesNewRomanPSMT"/>
         </w:rPr>
         <w:t>_</w:t>
       </w:r>
+      <w:proofErr w:type="gramStart"/>
       <w:r>
         <w:rPr>
           <w:rFonts w:eastAsia="TimesNewRomanPSMT"/>
@@ -7364,7 +8288,14 @@
         <w:rPr>
           <w:rFonts w:eastAsia="TimesNewRomanPSMT"/>
         </w:rPr>
-        <w:t xml:space="preserve"> }}</w:t>
+        <w:t xml:space="preserve"> }</w:t>
+      </w:r>
+      <w:proofErr w:type="gramEnd"/>
+      <w:r>
+        <w:rPr>
+          <w:rFonts w:eastAsia="TimesNewRomanPSMT"/>
+        </w:rPr>
+        <w:t>}</w:t>
       </w:r>
       <w:r>
         <w:rPr>
@@ -8026,13 +8957,59 @@
                 <w:lang w:val="en-US"/>
               </w:rPr>
             </w:pPr>
+            <w:proofErr w:type="gramStart"/>
             <w:r>
               <w:rPr>
                 <w:rFonts w:eastAsia="MS Mincho"/>
                 <w:szCs w:val="24"/>
                 <w:lang w:val="en-US"/>
               </w:rPr>
-              <w:t>{{ sp_wind_reg }}</w:t>
+              <w:t xml:space="preserve">{{ </w:t>
+            </w:r>
+            <w:proofErr w:type="spellStart"/>
+            <w:r>
+              <w:rPr>
+                <w:rFonts w:eastAsia="MS Mincho"/>
+                <w:szCs w:val="24"/>
+                <w:lang w:val="en-US"/>
+              </w:rPr>
+              <w:t>sp</w:t>
+            </w:r>
+            <w:proofErr w:type="gramEnd"/>
+            <w:r>
+              <w:rPr>
+                <w:rFonts w:eastAsia="MS Mincho"/>
+                <w:szCs w:val="24"/>
+                <w:lang w:val="en-US"/>
+              </w:rPr>
+              <w:t>_wind_</w:t>
+            </w:r>
+            <w:proofErr w:type="gramStart"/>
+            <w:r>
+              <w:rPr>
+                <w:rFonts w:eastAsia="MS Mincho"/>
+                <w:szCs w:val="24"/>
+                <w:lang w:val="en-US"/>
+              </w:rPr>
+              <w:t>reg</w:t>
+            </w:r>
+            <w:proofErr w:type="spellEnd"/>
+            <w:r>
+              <w:rPr>
+                <w:rFonts w:eastAsia="MS Mincho"/>
+                <w:szCs w:val="24"/>
+                <w:lang w:val="en-US"/>
+              </w:rPr>
+              <w:t xml:space="preserve"> }</w:t>
+            </w:r>
+            <w:proofErr w:type="gramEnd"/>
+            <w:r>
+              <w:rPr>
+                <w:rFonts w:eastAsia="MS Mincho"/>
+                <w:szCs w:val="24"/>
+                <w:lang w:val="en-US"/>
+              </w:rPr>
+              <w:t>}</w:t>
             </w:r>
           </w:p>
           <w:p>
@@ -8044,8 +9021,10 @@
               <w:rPr>
                 <w:rFonts w:eastAsia="MS Mincho"/>
                 <w:szCs w:val="24"/>
+                <w:lang w:val="en-US"/>
               </w:rPr>
             </w:pPr>
+            <w:proofErr w:type="gramStart"/>
             <w:r>
               <w:rPr>
                 <w:rFonts w:eastAsia="MS Mincho"/>
@@ -8054,13 +9033,25 @@
               </w:rPr>
               <w:t xml:space="preserve">{{ </w:t>
             </w:r>
+            <w:proofErr w:type="spellStart"/>
             <w:r>
               <w:rPr>
                 <w:rFonts w:eastAsia="MS Mincho"/>
                 <w:szCs w:val="24"/>
-              </w:rPr>
-              <w:t>wind_nagr</w:t>
-            </w:r>
+                <w:lang w:val="en-US"/>
+              </w:rPr>
+              <w:t>wind</w:t>
+            </w:r>
+            <w:proofErr w:type="gramEnd"/>
+            <w:r>
+              <w:rPr>
+                <w:rFonts w:eastAsia="MS Mincho"/>
+                <w:szCs w:val="24"/>
+                <w:lang w:val="en-US"/>
+              </w:rPr>
+              <w:t>_nagr</w:t>
+            </w:r>
+            <w:proofErr w:type="spellEnd"/>
           </w:p>
           <w:p>
             <w:pPr>
@@ -8140,7 +9131,15 @@
                 <w:rFonts w:eastAsia="MS Mincho"/>
                 <w:szCs w:val="24"/>
               </w:rPr>
-              <w:t>Минимальная температура, С</w:t>
+              <w:t>Минимальная температура</w:t>
+            </w:r>
+            <w:proofErr w:type="gramStart"/>
+            <w:r>
+              <w:rPr>
+                <w:rFonts w:eastAsia="MS Mincho"/>
+                <w:szCs w:val="24"/>
+              </w:rPr>
+              <w:t>, С</w:t>
             </w:r>
             <w:r>
               <w:rPr>
@@ -8150,6 +9149,7 @@
               </w:rPr>
               <w:t>о</w:t>
             </w:r>
+            <w:proofErr w:type="gramEnd"/>
           </w:p>
         </w:tc>
         <w:tc>
@@ -8175,13 +9175,41 @@
                 <w:lang w:val="en-US"/>
               </w:rPr>
             </w:pPr>
+            <w:proofErr w:type="gramStart"/>
             <w:r>
               <w:rPr>
                 <w:rFonts w:eastAsia="MS Mincho"/>
                 <w:szCs w:val="24"/>
                 <w:lang w:val="en-US"/>
               </w:rPr>
-              <w:t>{{ min_temp }}</w:t>
+              <w:t xml:space="preserve">{{ </w:t>
+            </w:r>
+            <w:proofErr w:type="spellStart"/>
+            <w:r>
+              <w:rPr>
+                <w:rFonts w:eastAsia="MS Mincho"/>
+                <w:szCs w:val="24"/>
+                <w:lang w:val="en-US"/>
+              </w:rPr>
+              <w:t>min</w:t>
+            </w:r>
+            <w:proofErr w:type="gramEnd"/>
+            <w:r>
+              <w:rPr>
+                <w:rFonts w:eastAsia="MS Mincho"/>
+                <w:szCs w:val="24"/>
+                <w:lang w:val="en-US"/>
+              </w:rPr>
+              <w:t>_temp</w:t>
+            </w:r>
+            <w:proofErr w:type="spellEnd"/>
+            <w:r>
+              <w:rPr>
+                <w:rFonts w:eastAsia="MS Mincho"/>
+                <w:szCs w:val="24"/>
+                <w:lang w:val="en-US"/>
+              </w:rPr>
+              <w:t xml:space="preserve"> }}</w:t>
             </w:r>
           </w:p>
         </w:tc>
@@ -8238,7 +9266,15 @@
                 <w:rFonts w:eastAsia="MS Mincho"/>
                 <w:szCs w:val="24"/>
               </w:rPr>
-              <w:t>Максимальная температура, С</w:t>
+              <w:t>Максимальная температура</w:t>
+            </w:r>
+            <w:proofErr w:type="gramStart"/>
+            <w:r>
+              <w:rPr>
+                <w:rFonts w:eastAsia="MS Mincho"/>
+                <w:szCs w:val="24"/>
+              </w:rPr>
+              <w:t>, С</w:t>
             </w:r>
             <w:r>
               <w:rPr>
@@ -8248,6 +9284,7 @@
               </w:rPr>
               <w:t>о</w:t>
             </w:r>
+            <w:proofErr w:type="gramEnd"/>
           </w:p>
         </w:tc>
         <w:tc>
@@ -8273,13 +9310,41 @@
                 <w:highlight w:val="green"/>
               </w:rPr>
             </w:pPr>
+            <w:proofErr w:type="gramStart"/>
             <w:r>
               <w:rPr>
                 <w:rFonts w:eastAsia="MS Mincho"/>
                 <w:szCs w:val="24"/>
                 <w:lang w:val="en-US"/>
               </w:rPr>
-              <w:t>{{ max_temp }}</w:t>
+              <w:t xml:space="preserve">{{ </w:t>
+            </w:r>
+            <w:proofErr w:type="spellStart"/>
+            <w:r>
+              <w:rPr>
+                <w:rFonts w:eastAsia="MS Mincho"/>
+                <w:szCs w:val="24"/>
+                <w:lang w:val="en-US"/>
+              </w:rPr>
+              <w:t>max</w:t>
+            </w:r>
+            <w:proofErr w:type="gramEnd"/>
+            <w:r>
+              <w:rPr>
+                <w:rFonts w:eastAsia="MS Mincho"/>
+                <w:szCs w:val="24"/>
+                <w:lang w:val="en-US"/>
+              </w:rPr>
+              <w:t>_temp</w:t>
+            </w:r>
+            <w:proofErr w:type="spellEnd"/>
+            <w:r>
+              <w:rPr>
+                <w:rFonts w:eastAsia="MS Mincho"/>
+                <w:szCs w:val="24"/>
+                <w:lang w:val="en-US"/>
+              </w:rPr>
+              <w:t xml:space="preserve"> }}</w:t>
             </w:r>
           </w:p>
         </w:tc>
@@ -8364,13 +9429,41 @@
                 <w:lang w:val="en-US"/>
               </w:rPr>
             </w:pPr>
+            <w:proofErr w:type="gramStart"/>
             <w:r>
               <w:rPr>
                 <w:rFonts w:eastAsia="MS Mincho"/>
                 <w:szCs w:val="24"/>
                 <w:lang w:val="en-US"/>
               </w:rPr>
-              <w:t>{{ golol_rayon }}</w:t>
+              <w:t xml:space="preserve">{{ </w:t>
+            </w:r>
+            <w:proofErr w:type="spellStart"/>
+            <w:r>
+              <w:rPr>
+                <w:rFonts w:eastAsia="MS Mincho"/>
+                <w:szCs w:val="24"/>
+                <w:lang w:val="en-US"/>
+              </w:rPr>
+              <w:t>golol</w:t>
+            </w:r>
+            <w:proofErr w:type="gramEnd"/>
+            <w:r>
+              <w:rPr>
+                <w:rFonts w:eastAsia="MS Mincho"/>
+                <w:szCs w:val="24"/>
+                <w:lang w:val="en-US"/>
+              </w:rPr>
+              <w:t>_rayon</w:t>
+            </w:r>
+            <w:proofErr w:type="spellEnd"/>
+            <w:r>
+              <w:rPr>
+                <w:rFonts w:eastAsia="MS Mincho"/>
+                <w:szCs w:val="24"/>
+                <w:lang w:val="en-US"/>
+              </w:rPr>
+              <w:t xml:space="preserve"> }}</w:t>
             </w:r>
           </w:p>
         </w:tc>
@@ -8466,7 +9559,15 @@
         <w:t xml:space="preserve"> расчета нагрузок </w:t>
       </w:r>
       <w:r>
-        <w:t>при воздействии на них ударной нагрузки от летящих БпЛА приведена в Приложении А</w:t>
+        <w:t xml:space="preserve">при воздействии на них ударной нагрузки от летящих </w:t>
+      </w:r>
+      <w:proofErr w:type="spellStart"/>
+      <w:r>
+        <w:t>БпЛА</w:t>
+      </w:r>
+      <w:proofErr w:type="spellEnd"/>
+      <w:r>
+        <w:t xml:space="preserve"> приведена в Приложении А</w:t>
       </w:r>
       <w:r>
         <w:t xml:space="preserve"> </w:t>
@@ -8477,6 +9578,7 @@
       <w:r>
         <w:t>«</w:t>
       </w:r>
+      <w:proofErr w:type="gramStart"/>
       <w:r>
         <w:t xml:space="preserve">{{ </w:t>
       </w:r>
@@ -8486,9 +9588,11 @@
         </w:rPr>
         <w:t>project</w:t>
       </w:r>
+      <w:proofErr w:type="gramEnd"/>
       <w:r>
         <w:t>_</w:t>
       </w:r>
+      <w:proofErr w:type="gramStart"/>
       <w:r>
         <w:rPr>
           <w:lang w:val="en-US"/>
@@ -8499,7 +9603,11 @@
         <w:t xml:space="preserve"> }}</w:t>
       </w:r>
       <w:r>
-        <w:t>-КВП</w:t>
+        <w:t>-</w:t>
+      </w:r>
+      <w:proofErr w:type="gramEnd"/>
+      <w:r>
+        <w:t>КВП</w:t>
       </w:r>
       <w:r>
         <w:t>-ПЗ»</w:t>
@@ -8693,7 +9801,23 @@
         <w:ind w:firstLine="709"/>
       </w:pPr>
       <w:r>
-        <w:t>Из расчетных загружений были составлены расчетные комбинации загружений. Проверка прочности элементов выполнялась по расчетным сочетаниям усилий.</w:t>
+        <w:t xml:space="preserve">Из расчетных </w:t>
+      </w:r>
+      <w:proofErr w:type="spellStart"/>
+      <w:r>
+        <w:t>загружений</w:t>
+      </w:r>
+      <w:proofErr w:type="spellEnd"/>
+      <w:r>
+        <w:t xml:space="preserve"> были составлены расчетные комбинации </w:t>
+      </w:r>
+      <w:proofErr w:type="spellStart"/>
+      <w:r>
+        <w:t>загружений</w:t>
+      </w:r>
+      <w:proofErr w:type="spellEnd"/>
+      <w:r>
+        <w:t>. Проверка прочности элементов выполнялась по расчетным сочетаниям усилий.</w:t>
       </w:r>
     </w:p>
     <w:p>
@@ -8744,7 +9868,15 @@
         <w:t xml:space="preserve"> нагрузок </w:t>
       </w:r>
       <w:r>
-        <w:t>при воздействии на них ударной нагрузки от летящих БпЛА.</w:t>
+        <w:t xml:space="preserve">при воздействии на них ударной нагрузки от летящих </w:t>
+      </w:r>
+      <w:proofErr w:type="spellStart"/>
+      <w:r>
+        <w:t>БпЛА</w:t>
+      </w:r>
+      <w:proofErr w:type="spellEnd"/>
+      <w:r>
+        <w:t>.</w:t>
       </w:r>
     </w:p>
     <w:p>
@@ -8752,7 +9884,15 @@
         <w:ind w:left="567" w:firstLine="567"/>
       </w:pPr>
       <w:r>
-        <w:t xml:space="preserve">3. Расчеты несущей способности элементов по первой (по прочности и устойчивости) и второй (по деформативности) группам предельных состояний. </w:t>
+        <w:t xml:space="preserve">3. Расчеты несущей способности элементов по первой (по прочности и устойчивости) и второй (по </w:t>
+      </w:r>
+      <w:proofErr w:type="spellStart"/>
+      <w:r>
+        <w:t>деформативности</w:t>
+      </w:r>
+      <w:proofErr w:type="spellEnd"/>
+      <w:r>
+        <w:t xml:space="preserve">) группам предельных состояний. </w:t>
       </w:r>
     </w:p>
     <w:p>
@@ -8826,7 +9966,15 @@
         <w:ind w:firstLine="709"/>
       </w:pPr>
       <w:r>
-        <w:t>В основу расчета положен метод конечных элементов с использованием в качестве основных неизвестных перемещений и поворотов узлов расчетной схемы. В связи с этим идеализация конструкции выполнена в форме, приспособленной к использованию этого метода, а именно: система представлена в виде набора тел стандартного типа (стержней, пластин, оболочек и т.д.), называемых конечными элементами и присоединенных к узлам.</w:t>
+        <w:t xml:space="preserve">В основу расчета положен метод конечных элементов с использованием в качестве основных неизвестных перемещений и поворотов узлов расчетной схемы. В связи с этим идеализация конструкции выполнена в форме, приспособленной к использованию этого метода, а именно: система представлена в виде набора тел стандартного типа (стержней, пластин, оболочек и </w:t>
+      </w:r>
+      <w:proofErr w:type="gramStart"/>
+      <w:r>
+        <w:t>т.д.</w:t>
+      </w:r>
+      <w:proofErr w:type="gramEnd"/>
+      <w:r>
+        <w:t>), называемых конечными элементами и присоединенных к узлам.</w:t>
       </w:r>
     </w:p>
     <w:p>
@@ -9141,7 +10289,47 @@
         <w:ind w:firstLine="709"/>
       </w:pPr>
       <w:r>
-        <w:t>Элемент типа 5, который работает по пространственной схеме и воспринимает продольную силу N, изгибающие моменты Мy и Mz, поперечные силы Qz и Qy, а также крутящий момент Mk.</w:t>
+        <w:t xml:space="preserve">Элемент типа 5, который работает по пространственной схеме и воспринимает продольную силу N, изгибающие моменты </w:t>
+      </w:r>
+      <w:proofErr w:type="spellStart"/>
+      <w:r>
+        <w:t>Мy</w:t>
+      </w:r>
+      <w:proofErr w:type="spellEnd"/>
+      <w:r>
+        <w:t xml:space="preserve"> и </w:t>
+      </w:r>
+      <w:proofErr w:type="spellStart"/>
+      <w:r>
+        <w:t>Mz</w:t>
+      </w:r>
+      <w:proofErr w:type="spellEnd"/>
+      <w:r>
+        <w:t xml:space="preserve">, поперечные силы </w:t>
+      </w:r>
+      <w:proofErr w:type="spellStart"/>
+      <w:r>
+        <w:t>Qz</w:t>
+      </w:r>
+      <w:proofErr w:type="spellEnd"/>
+      <w:r>
+        <w:t xml:space="preserve"> и </w:t>
+      </w:r>
+      <w:proofErr w:type="spellStart"/>
+      <w:r>
+        <w:t>Qy</w:t>
+      </w:r>
+      <w:proofErr w:type="spellEnd"/>
+      <w:r>
+        <w:t xml:space="preserve">, а также крутящий момент </w:t>
+      </w:r>
+      <w:proofErr w:type="spellStart"/>
+      <w:r>
+        <w:t>Mk</w:t>
+      </w:r>
+      <w:proofErr w:type="spellEnd"/>
+      <w:r>
+        <w:t>.</w:t>
       </w:r>
     </w:p>
     <w:p>
@@ -9213,7 +10401,15 @@
         <w:ind w:firstLine="709"/>
       </w:pPr>
       <w:r>
-        <w:t>Вычисленные значения усилий и напряжений в элементах от комбинаций загружений в отчете представлены выборочно.</w:t>
+        <w:t xml:space="preserve">Вычисленные значения усилий и напряжений в элементах от комбинаций </w:t>
+      </w:r>
+      <w:proofErr w:type="spellStart"/>
+      <w:r>
+        <w:t>загружений</w:t>
+      </w:r>
+      <w:proofErr w:type="spellEnd"/>
+      <w:r>
+        <w:t xml:space="preserve"> в отчете представлены выборочно.</w:t>
       </w:r>
     </w:p>
     <w:p>
@@ -9314,7 +10510,11 @@
         <w:t>Z</w:t>
       </w:r>
       <w:r>
-        <w:t xml:space="preserve"> - перерезывающая сила в направлении оси Z1 соответствующая моменту M</w:t>
+        <w:t xml:space="preserve"> - перерезывающая сила в направлении оси Z1 соответствующая моменту </w:t>
+      </w:r>
+      <w:proofErr w:type="gramStart"/>
+      <w:r>
+        <w:t>M</w:t>
       </w:r>
       <w:r>
         <w:rPr>
@@ -9325,6 +10525,7 @@
       <w:r>
         <w:t>;</w:t>
       </w:r>
+      <w:proofErr w:type="gramEnd"/>
     </w:p>
     <w:p>
       <w:pPr>
@@ -9360,7 +10561,11 @@
         <w:t>Y</w:t>
       </w:r>
       <w:r>
-        <w:t xml:space="preserve"> - перерезывающая сила в направлении оси Y1 соответствующая моменту M</w:t>
+        <w:t xml:space="preserve"> - перерезывающая сила в направлении оси Y1 соответствующая моменту </w:t>
+      </w:r>
+      <w:proofErr w:type="gramStart"/>
+      <w:r>
+        <w:t>M</w:t>
       </w:r>
       <w:r>
         <w:rPr>
@@ -9371,6 +10576,7 @@
       <w:r>
         <w:t>;</w:t>
       </w:r>
+      <w:proofErr w:type="gramEnd"/>
     </w:p>
     <w:p>
       <w:pPr>
@@ -9563,7 +10769,15 @@
         <w:t>знаком”</w:t>
       </w:r>
       <w:r>
-        <w:t>-” (минус) - сжатые волокна поперечного сечения от воздействия положительных моментов My и Mz.</w:t>
+        <w:t xml:space="preserve">-” (минус) - сжатые волокна поперечного сечения от воздействия положительных моментов My и </w:t>
+      </w:r>
+      <w:proofErr w:type="spellStart"/>
+      <w:r>
+        <w:t>Mz</w:t>
+      </w:r>
+      <w:proofErr w:type="spellEnd"/>
+      <w:r>
+        <w:t>.</w:t>
       </w:r>
     </w:p>
     <w:p>
@@ -9755,12 +10969,26 @@
         <w:rPr>
           <w:szCs w:val="28"/>
         </w:rPr>
-        <w:t>В качестве молниеприемника использу</w:t>
-      </w:r>
+        <w:t xml:space="preserve">В качестве </w:t>
+      </w:r>
+      <w:proofErr w:type="spellStart"/>
       <w:r>
         <w:rPr>
           <w:szCs w:val="28"/>
         </w:rPr>
+        <w:t>молниеприемника</w:t>
+      </w:r>
+      <w:proofErr w:type="spellEnd"/>
+      <w:r>
+        <w:rPr>
+          <w:szCs w:val="28"/>
+        </w:rPr>
+        <w:t xml:space="preserve"> использу</w:t>
+      </w:r>
+      <w:r>
+        <w:rPr>
+          <w:szCs w:val="28"/>
+        </w:rPr>
         <w:t>ются опорные троса с шагом 0</w:t>
       </w:r>
       <w:r>
@@ -9797,7 +11025,15 @@
         <w:t xml:space="preserve">усиленная сеть </w:t>
       </w:r>
       <w:r>
-        <w:t>«Манье»</w:t>
+        <w:t>«</w:t>
+      </w:r>
+      <w:proofErr w:type="spellStart"/>
+      <w:r>
+        <w:t>Манье</w:t>
+      </w:r>
+      <w:proofErr w:type="spellEnd"/>
+      <w:r>
+        <w:t>»</w:t>
       </w:r>
       <w:r>
         <w:t xml:space="preserve"> с вплетенными тросами с ячейкой 80х100мм</w:t>
@@ -9993,13 +11229,27 @@
         <w:rPr>
           <w:szCs w:val="28"/>
         </w:rPr>
-        <w:t>153–34</w:t>
-      </w:r>
+        <w:t>153–</w:t>
+      </w:r>
+      <w:proofErr w:type="gramStart"/>
       <w:r>
         <w:rPr>
           <w:szCs w:val="28"/>
         </w:rPr>
-        <w:t>.21.122-2003 в целях снижения вероятности возникновения опасного искрения токоотводы должны располагаться таким образом, чтобы между точкой поражения и землей:</w:t>
+        <w:t>34</w:t>
+      </w:r>
+      <w:r>
+        <w:rPr>
+          <w:szCs w:val="28"/>
+        </w:rPr>
+        <w:t>.21.122-2003</w:t>
+      </w:r>
+      <w:proofErr w:type="gramEnd"/>
+      <w:r>
+        <w:rPr>
+          <w:szCs w:val="28"/>
+        </w:rPr>
+        <w:t xml:space="preserve"> в целях снижения вероятности возникновения опасного искрения токоотводы должны располагаться таким образом, чтобы между точкой поражения и землей:</w:t>
       </w:r>
     </w:p>
     <w:p>
@@ -10041,7 +11291,21 @@
         <w:rPr>
           <w:szCs w:val="28"/>
         </w:rPr>
-        <w:t xml:space="preserve">Если молниеприемник представляет собой сетчатую конструкцию, подвешенную над защищаемым объектом, на каждую ее опору требуется не менее одного токоотвода. Общее количество токоотводов должно быть не менее двух. </w:t>
+        <w:t xml:space="preserve">Если </w:t>
+      </w:r>
+      <w:proofErr w:type="spellStart"/>
+      <w:r>
+        <w:rPr>
+          <w:szCs w:val="28"/>
+        </w:rPr>
+        <w:t>молниеприемник</w:t>
+      </w:r>
+      <w:proofErr w:type="spellEnd"/>
+      <w:r>
+        <w:rPr>
+          <w:szCs w:val="28"/>
+        </w:rPr>
+        <w:t xml:space="preserve"> представляет собой сетчатую конструкцию, подвешенную над защищаемым объектом, на каждую ее опору требуется не менее одного токоотвода. Общее количество токоотводов должно быть не менее двух. </w:t>
       </w:r>
     </w:p>
     <w:p>
@@ -10088,12 +11352,26 @@
         <w:rPr>
           <w:szCs w:val="28"/>
         </w:rPr>
-        <w:t xml:space="preserve"> в случае использования молниеприемной сетки шаг ее ячеек должен быть не более </w:t>
-      </w:r>
+        <w:t xml:space="preserve"> в случае использования </w:t>
+      </w:r>
+      <w:proofErr w:type="spellStart"/>
       <w:r>
         <w:rPr>
           <w:szCs w:val="28"/>
         </w:rPr>
+        <w:t>молниеприемной</w:t>
+      </w:r>
+      <w:proofErr w:type="spellEnd"/>
+      <w:r>
+        <w:rPr>
+          <w:szCs w:val="28"/>
+        </w:rPr>
+        <w:t xml:space="preserve"> сетки шаг ее ячеек должен быть не более </w:t>
+      </w:r>
+      <w:r>
+        <w:rPr>
+          <w:szCs w:val="28"/>
+        </w:rPr>
         <w:t>6 х 6</w:t>
       </w:r>
       <w:r>
@@ -10114,6 +11392,7 @@
         </w:rPr>
         <w:t xml:space="preserve">, в конструкции КОЗ-У шаг </w:t>
       </w:r>
+      <w:proofErr w:type="gramStart"/>
       <w:r>
         <w:rPr>
           <w:szCs w:val="28"/>
@@ -10127,12 +11406,15 @@
         </w:rPr>
         <w:t>shag</w:t>
       </w:r>
+      <w:proofErr w:type="gramEnd"/>
       <w:r>
         <w:rPr>
           <w:szCs w:val="28"/>
         </w:rPr>
         <w:t>_</w:t>
       </w:r>
+      <w:proofErr w:type="spellStart"/>
+      <w:proofErr w:type="gramStart"/>
       <w:r>
         <w:rPr>
           <w:szCs w:val="28"/>
@@ -10140,16 +11422,24 @@
         </w:rPr>
         <w:t>yach</w:t>
       </w:r>
+      <w:proofErr w:type="spellEnd"/>
       <w:r>
         <w:rPr>
           <w:szCs w:val="28"/>
         </w:rPr>
-        <w:t xml:space="preserve"> }}</w:t>
-      </w:r>
+        <w:t xml:space="preserve"> }</w:t>
+      </w:r>
+      <w:proofErr w:type="gramEnd"/>
       <w:r>
         <w:rPr>
           <w:szCs w:val="28"/>
         </w:rPr>
+        <w:t>}</w:t>
+      </w:r>
+      <w:r>
+        <w:rPr>
+          <w:szCs w:val="28"/>
+        </w:rPr>
         <w:t>. Узлы сетки должны быть соединены сваркой.</w:t>
       </w:r>
       <w:r>
@@ -10162,7 +11452,21 @@
         <w:rPr>
           <w:szCs w:val="28"/>
         </w:rPr>
-        <w:t>Токоотводами от молниеприемной сетки к заземлителям являются опорные элементы КОЗ-У в количестве, приведенном в табл.2.</w:t>
+        <w:t xml:space="preserve">Токоотводами от </w:t>
+      </w:r>
+      <w:proofErr w:type="spellStart"/>
+      <w:r>
+        <w:rPr>
+          <w:szCs w:val="28"/>
+        </w:rPr>
+        <w:t>молниеприемной</w:t>
+      </w:r>
+      <w:proofErr w:type="spellEnd"/>
+      <w:r>
+        <w:rPr>
+          <w:szCs w:val="28"/>
+        </w:rPr>
+        <w:t xml:space="preserve"> сетки к заземлителям являются опорные элементы КОЗ-У в количестве, приведенном в табл.2.</w:t>
       </w:r>
     </w:p>
     <w:p>
@@ -10176,19 +11480,49 @@
         <w:rPr>
           <w:szCs w:val="28"/>
         </w:rPr>
-        <w:t xml:space="preserve">При прокладке молниеприемной сетки и установке молниеотводов на защищаемом объекте всюду, где это возможно, в качестве токоотводов следует использовать металлические конструкции зданий и сооружений (колонны, фермы, рамы, пожарные лестницы и </w:t>
-      </w:r>
+        <w:t xml:space="preserve">При прокладке </w:t>
+      </w:r>
+      <w:proofErr w:type="spellStart"/>
       <w:r>
         <w:rPr>
           <w:szCs w:val="28"/>
         </w:rPr>
+        <w:t>молниеприемной</w:t>
+      </w:r>
+      <w:proofErr w:type="spellEnd"/>
+      <w:r>
+        <w:rPr>
+          <w:szCs w:val="28"/>
+        </w:rPr>
+        <w:t xml:space="preserve"> сетки и установке молниеотводов на защищаемом объекте всюду, где это возможно, в качестве токоотводов следует использовать металлические конструкции зданий и сооружений (колонны, фермы, рамы, пожарные лестницы и </w:t>
+      </w:r>
+      <w:proofErr w:type="gramStart"/>
+      <w:r>
+        <w:rPr>
+          <w:szCs w:val="28"/>
+        </w:rPr>
         <w:t>т.п.</w:t>
       </w:r>
+      <w:proofErr w:type="gramEnd"/>
       <w:r>
         <w:rPr>
           <w:szCs w:val="28"/>
         </w:rPr>
-        <w:t xml:space="preserve">, а также арматуру железобетонных конструкции) при условии обеспечения непрерывной электрической связи в соединениях конструкций и арматуры с молниеприемниками и заземлителями, выполняемых, как правило, сваркой. Токоотводы, прокладываемые по наружным стенам зданий, следует располагать не </w:t>
+        <w:t xml:space="preserve">, а также арматуру железобетонных конструкции) при условии обеспечения непрерывной электрической связи в соединениях конструкций и арматуры с </w:t>
+      </w:r>
+      <w:proofErr w:type="spellStart"/>
+      <w:r>
+        <w:rPr>
+          <w:szCs w:val="28"/>
+        </w:rPr>
+        <w:t>молниеприемниками</w:t>
+      </w:r>
+      <w:proofErr w:type="spellEnd"/>
+      <w:r>
+        <w:rPr>
+          <w:szCs w:val="28"/>
+        </w:rPr>
+        <w:t xml:space="preserve"> и заземлителями, выполняемых, как правило, сваркой. Токоотводы, прокладываемые по наружным стенам зданий, следует располагать не </w:t>
       </w:r>
       <w:r>
         <w:rPr>
@@ -10226,7 +11560,21 @@
         <w:rPr>
           <w:szCs w:val="28"/>
         </w:rPr>
-        <w:t xml:space="preserve">При наличии молниеприемной сети или металлической кровли по периметру здания или сооружения прокладывается наружный контур следующей конструкции: в грунтах с эквивалентным удельным сопротивлением </w:t>
+        <w:t xml:space="preserve">При наличии </w:t>
+      </w:r>
+      <w:proofErr w:type="spellStart"/>
+      <w:r>
+        <w:rPr>
+          <w:szCs w:val="28"/>
+        </w:rPr>
+        <w:t>молниеприемной</w:t>
+      </w:r>
+      <w:proofErr w:type="spellEnd"/>
+      <w:r>
+        <w:rPr>
+          <w:szCs w:val="28"/>
+        </w:rPr>
+        <w:t xml:space="preserve"> сети или металлической кровли по периметру здания или сооружения прокладывается наружный контур следующей конструкции: в грунтах с эквивалентным удельным сопротивлением </w:t>
       </w:r>
       <w:r>
         <w:rPr>
@@ -10351,8 +11699,16 @@
         <w:rPr>
           <w:szCs w:val="28"/>
         </w:rPr>
-        <w:t xml:space="preserve"> Во всех возможных случаях заземлитель защиты от прямых ударов молнии должен быть объединен с заземлителем электроустановок. В качестве заземлителей молниезащиты допускается использовать все рекомендуемые ПУЭ заземлители электроустановок, за исключением нулевых проводов воздушных линий электропередачи напряжением до 1 кВ.</w:t>
-      </w:r>
+        <w:t xml:space="preserve"> Во всех возможных случаях заземлитель защиты от прямых ударов молнии должен быть объединен с заземлителем электроустановок. В качестве заземлителей молниезащиты допускается использовать все рекомендуемые ПУЭ заземлители электроустановок, за исключением нулевых проводов воздушных линий электропередачи напряжением до 1 </w:t>
+      </w:r>
+      <w:proofErr w:type="spellStart"/>
+      <w:r>
+        <w:rPr>
+          <w:szCs w:val="28"/>
+        </w:rPr>
+        <w:t>кВ.</w:t>
+      </w:r>
+      <w:proofErr w:type="spellEnd"/>
       <w:r>
         <w:rPr>
           <w:szCs w:val="28"/>
@@ -10602,7 +11958,35 @@
           <w:szCs w:val="28"/>
         </w:rPr>
         <w:tab/>
-        <w:t>Защита от заноса высокого потенциала по внешним наземным (надземным) коммуникациям выполняется путем их присоединения на вводе в здание или сооружение к заземлителю электроустановок или защиты от прямых ударов молнии, а на ближайшей к вводу опоре коммуникации — к ее железобетонному фундаменту. При невозможности использования фундамента  должен быть установлен искусственный заземлитель, состоящий из одного вертикального или горизонтального электрода длиной не менее 5 м. Соединения молниеприемников с токоотводами и токоотводов с заземлителями должны выполняться, как правило, сваркой, а при недопустимости огневых работ разрешается выполнение болтовых соединений с переходным сопротивлением не более 0,05 Ом при обязательном ежегодном контроле последнего перед началом грозового сезона. Токоотводы, соединяющие молниеприемники всех видов с заземлителями, следует выполнять из стали размерами не менее указанных в табл. 2.</w:t>
+        <w:t xml:space="preserve">Защита от заноса высокого потенциала по внешним наземным (надземным) коммуникациям выполняется путем их присоединения на вводе в здание или сооружение к заземлителю электроустановок или защиты от прямых ударов молнии, а на ближайшей к вводу опоре коммуникации — к ее железобетонному фундаменту. При невозможности использования фундамента  должен быть установлен искусственный заземлитель, состоящий из одного вертикального или горизонтального электрода длиной не менее 5 м. Соединения </w:t>
+      </w:r>
+      <w:proofErr w:type="spellStart"/>
+      <w:r>
+        <w:rPr>
+          <w:szCs w:val="28"/>
+        </w:rPr>
+        <w:t>молниеприемников</w:t>
+      </w:r>
+      <w:proofErr w:type="spellEnd"/>
+      <w:r>
+        <w:rPr>
+          <w:szCs w:val="28"/>
+        </w:rPr>
+        <w:t xml:space="preserve"> с токоотводами и токоотводов с заземлителями должны выполняться, как правило, сваркой, а при недопустимости огневых работ разрешается выполнение болтовых соединений с переходным сопротивлением не более 0,05 Ом при обязательном ежегодном контроле последнего перед началом грозового сезона. Токоотводы, соединяющие </w:t>
+      </w:r>
+      <w:proofErr w:type="spellStart"/>
+      <w:r>
+        <w:rPr>
+          <w:szCs w:val="28"/>
+        </w:rPr>
+        <w:t>молниеприемники</w:t>
+      </w:r>
+      <w:proofErr w:type="spellEnd"/>
+      <w:r>
+        <w:rPr>
+          <w:szCs w:val="28"/>
+        </w:rPr>
+        <w:t xml:space="preserve"> всех видов с заземлителями, следует выполнять из стали размерами не менее указанных в табл. 2.</w:t>
       </w:r>
       <w:r>
         <w:rPr>
@@ -10616,7 +12000,21 @@
           <w:szCs w:val="28"/>
         </w:rPr>
         <w:tab/>
-        <w:t xml:space="preserve">Токоотводы, соединяющие молниеприемники всех видов с заземлителями, следует выполнять из стали размерами не менее указанных в табл. 2. До недавнего времени для заземлителей молниезащиты нормировалось импульсное сопротивление растеканию токов молнии: его максимально допустимое значение было принято равным 10 Ом для зданий и сооружений I и II категорий и 20 Ом для зданий и сооружений III категории. При этом допускалось увеличение импульсного сопротивления до 40 Ом в грунтах с удельным сопротивлением </w:t>
+        <w:t xml:space="preserve">Токоотводы, соединяющие </w:t>
+      </w:r>
+      <w:proofErr w:type="spellStart"/>
+      <w:r>
+        <w:rPr>
+          <w:szCs w:val="28"/>
+        </w:rPr>
+        <w:t>молниеприемники</w:t>
+      </w:r>
+      <w:proofErr w:type="spellEnd"/>
+      <w:r>
+        <w:rPr>
+          <w:szCs w:val="28"/>
+        </w:rPr>
+        <w:t xml:space="preserve"> всех видов с заземлителями, следует выполнять из стали размерами не менее указанных в табл. 2. До недавнего времени для заземлителей молниезащиты нормировалось импульсное сопротивление растеканию токов молнии: его максимально допустимое значение было принято равным 10 Ом для зданий и сооружений I и II категорий и 20 Ом для зданий и сооружений III категории. При этом допускалось увеличение импульсного сопротивления до 40 Ом в грунтах с удельным сопротивлением </w:t>
       </w:r>
       <w:r>
         <w:rPr>
@@ -10629,13 +12027,27 @@
         <w:rPr>
           <w:szCs w:val="28"/>
         </w:rPr>
-        <w:t xml:space="preserve">2–5 </w:t>
-      </w:r>
+        <w:t>2–</w:t>
+      </w:r>
+      <w:proofErr w:type="gramStart"/>
       <w:r>
         <w:rPr>
           <w:szCs w:val="28"/>
         </w:rPr>
-        <w:t xml:space="preserve"> раз. При проектировании заземлителя нельзя предсказать значения токов молнии, которые будут через него растекаться, а следовательно, невозможно оценить наперед соответствующие значения импульсных сопротивлений. В этих условиях нормирование заземлителей по их импульсному сопротивлению имеет очевидные неудобства. Разумнее выбрать конкретные конструкции заземлителей по следующему условию. Импульсные сопротивления заземлителей во всем возможном диапазоне токов молнии не должны превышать указанных максимально допустимых значений. Категория сооружения - II категории, поэтому максимально допустимое значение сопротивления равно 10 Ом.</w:t>
+        <w:t xml:space="preserve">5 </w:t>
+      </w:r>
+      <w:r>
+        <w:rPr>
+          <w:szCs w:val="28"/>
+        </w:rPr>
+        <w:t xml:space="preserve"> раз</w:t>
+      </w:r>
+      <w:proofErr w:type="gramEnd"/>
+      <w:r>
+        <w:rPr>
+          <w:szCs w:val="28"/>
+        </w:rPr>
+        <w:t>. При проектировании заземлителя нельзя предсказать значения токов молнии, которые будут через него растекаться, а следовательно, невозможно оценить наперед соответствующие значения импульсных сопротивлений. В этих условиях нормирование заземлителей по их импульсному сопротивлению имеет очевидные неудобства. Разумнее выбрать конкретные конструкции заземлителей по следующему условию. Импульсные сопротивления заземлителей во всем возможном диапазоне токов молнии не должны превышать указанных максимально допустимых значений. Категория сооружения - II категории, поэтому максимально допустимое значение сопротивления равно 10 Ом.</w:t>
       </w:r>
     </w:p>
     <w:p>
@@ -10768,7 +12180,21 @@
         <w:rPr>
           <w:szCs w:val="28"/>
         </w:rPr>
-        <w:t xml:space="preserve">Система внешней молниезащиты является обязательной для нефтяных резервуаров и иных объектов нефтегазовой сферы, необходимо организовать заземление молниеприемников. Конструктивно, заземляющее устройство должно соответствовать требованиям ГОСТ </w:t>
+        <w:t xml:space="preserve">Система внешней молниезащиты является обязательной для нефтяных резервуаров и иных объектов нефтегазовой сферы, необходимо организовать заземление </w:t>
+      </w:r>
+      <w:proofErr w:type="spellStart"/>
+      <w:r>
+        <w:rPr>
+          <w:szCs w:val="28"/>
+        </w:rPr>
+        <w:t>молниеприемников</w:t>
+      </w:r>
+      <w:proofErr w:type="spellEnd"/>
+      <w:r>
+        <w:rPr>
+          <w:szCs w:val="28"/>
+        </w:rPr>
+        <w:t xml:space="preserve">. Конструктивно, заземляющее устройство должно соответствовать требованиям ГОСТ </w:t>
       </w:r>
       <w:r>
         <w:rPr>
@@ -10845,7 +12271,21 @@
         <w:rPr>
           <w:szCs w:val="28"/>
         </w:rPr>
-        <w:t xml:space="preserve"> сетку можно использовать в качестве молниеприемника.</w:t>
+        <w:t xml:space="preserve"> сетку можно использовать в качестве </w:t>
+      </w:r>
+      <w:proofErr w:type="spellStart"/>
+      <w:r>
+        <w:rPr>
+          <w:szCs w:val="28"/>
+        </w:rPr>
+        <w:t>молниеприемника</w:t>
+      </w:r>
+      <w:proofErr w:type="spellEnd"/>
+      <w:r>
+        <w:rPr>
+          <w:szCs w:val="28"/>
+        </w:rPr>
+        <w:t>.</w:t>
       </w:r>
     </w:p>
     <w:p>
@@ -11037,6 +12477,7 @@
         <w:szCs w:val="28"/>
       </w:rPr>
     </w:pPr>
+    <w:proofErr w:type="gramStart"/>
     <w:r>
       <w:rPr>
         <w:bCs/>
@@ -11045,7 +12486,18 @@
         <w:szCs w:val="28"/>
         <w:lang w:val="en-US"/>
       </w:rPr>
-      <w:t>{{ year }}</w:t>
+      <w:t>{{ year</w:t>
+    </w:r>
+    <w:proofErr w:type="gramEnd"/>
+    <w:r>
+      <w:rPr>
+        <w:bCs/>
+        <w:spacing w:val="20"/>
+        <w:kern w:val="32"/>
+        <w:szCs w:val="28"/>
+        <w:lang w:val="en-US"/>
+      </w:rPr>
+      <w:t xml:space="preserve"> }}</w:t>
     </w:r>
     <w:r>
       <w:rPr>
@@ -11234,22 +12686,60 @@
               <w:lang w:val="en-US"/>
             </w:rPr>
           </w:pPr>
+          <w:proofErr w:type="gramStart"/>
           <w:r>
             <w:rPr>
               <w:sz w:val="36"/>
               <w:szCs w:val="24"/>
               <w:lang w:val="en-US"/>
             </w:rPr>
-            <w:t>{{ project_code }}</w:t>
+            <w:t xml:space="preserve">{{ </w:t>
           </w:r>
+          <w:proofErr w:type="spellStart"/>
           <w:r>
             <w:rPr>
               <w:sz w:val="36"/>
               <w:szCs w:val="24"/>
               <w:lang w:val="en-US"/>
             </w:rPr>
+            <w:t>project</w:t>
+          </w:r>
+          <w:proofErr w:type="gramEnd"/>
+          <w:r>
+            <w:rPr>
+              <w:sz w:val="36"/>
+              <w:szCs w:val="24"/>
+              <w:lang w:val="en-US"/>
+            </w:rPr>
+            <w:t>_</w:t>
+          </w:r>
+          <w:proofErr w:type="gramStart"/>
+          <w:r>
+            <w:rPr>
+              <w:sz w:val="36"/>
+              <w:szCs w:val="24"/>
+              <w:lang w:val="en-US"/>
+            </w:rPr>
+            <w:t>code</w:t>
+          </w:r>
+          <w:proofErr w:type="spellEnd"/>
+          <w:r>
+            <w:rPr>
+              <w:sz w:val="36"/>
+              <w:szCs w:val="24"/>
+              <w:lang w:val="en-US"/>
+            </w:rPr>
+            <w:t xml:space="preserve"> }}</w:t>
+          </w:r>
+          <w:r>
+            <w:rPr>
+              <w:sz w:val="36"/>
+              <w:szCs w:val="24"/>
+              <w:lang w:val="en-US"/>
+            </w:rPr>
             <w:t>-</w:t>
           </w:r>
+          <w:proofErr w:type="gramEnd"/>
           <w:r>
             <w:rPr>
               <w:sz w:val="36"/>
@@ -11542,6 +13032,7 @@
                                     <w:szCs w:val="18"/>
                                   </w:rPr>
                                 </w:pPr>
+                                <w:proofErr w:type="spellStart"/>
                                 <w:r>
                                   <w:rPr>
                                     <w:rStyle w:val="af9"/>
@@ -11549,7 +13040,17 @@
                                     <w:sz w:val="20"/>
                                     <w:szCs w:val="18"/>
                                   </w:rPr>
-                                  <w:t>Взам. инв. №</w:t>
+                                  <w:t>Взам</w:t>
+                                </w:r>
+                                <w:proofErr w:type="spellEnd"/>
+                                <w:r>
+                                  <w:rPr>
+                                    <w:rStyle w:val="af9"/>
+                                    <w:rFonts w:ascii="Times New Roman" w:hAnsi="Times New Roman"/>
+                                    <w:sz w:val="20"/>
+                                    <w:szCs w:val="18"/>
+                                  </w:rPr>
+                                  <w:t>. инв. №</w:t>
                                 </w:r>
                               </w:p>
                             </w:txbxContent>
@@ -11950,13 +13451,41 @@
               <w:lang w:val="en-US"/>
             </w:rPr>
           </w:pPr>
+          <w:proofErr w:type="gramStart"/>
           <w:r>
             <w:rPr>
               <w:sz w:val="24"/>
               <w:szCs w:val="24"/>
               <w:lang w:val="en-US"/>
             </w:rPr>
-            <w:t>{{ project_name }}</w:t>
+            <w:t xml:space="preserve">{{ </w:t>
+          </w:r>
+          <w:proofErr w:type="spellStart"/>
+          <w:r>
+            <w:rPr>
+              <w:sz w:val="24"/>
+              <w:szCs w:val="24"/>
+              <w:lang w:val="en-US"/>
+            </w:rPr>
+            <w:t>project</w:t>
+          </w:r>
+          <w:proofErr w:type="gramEnd"/>
+          <w:r>
+            <w:rPr>
+              <w:sz w:val="24"/>
+              <w:szCs w:val="24"/>
+              <w:lang w:val="en-US"/>
+            </w:rPr>
+            <w:t>_name</w:t>
+          </w:r>
+          <w:proofErr w:type="spellEnd"/>
+          <w:r>
+            <w:rPr>
+              <w:sz w:val="24"/>
+              <w:szCs w:val="24"/>
+              <w:lang w:val="en-US"/>
+            </w:rPr>
+            <w:t xml:space="preserve"> }}</w:t>
           </w:r>
         </w:p>
       </w:tc>
@@ -12170,6 +13699,7 @@
               <w:sz w:val="18"/>
             </w:rPr>
           </w:pPr>
+          <w:proofErr w:type="spellStart"/>
           <w:r>
             <w:rPr>
               <w:spacing w:val="-12"/>
@@ -12177,6 +13707,7 @@
             </w:rPr>
             <w:t>Кол.уч</w:t>
           </w:r>
+          <w:proofErr w:type="spellEnd"/>
         </w:p>
       </w:tc>
       <w:tc>
@@ -12601,12 +14132,21 @@
               <w:lang w:val="en-US"/>
             </w:rPr>
           </w:pPr>
+          <w:proofErr w:type="gramStart"/>
           <w:r>
             <w:rPr>
               <w:sz w:val="18"/>
               <w:lang w:val="en-US"/>
             </w:rPr>
-            <w:t>{{ developer }}</w:t>
+            <w:t>{{ developer</w:t>
+          </w:r>
+          <w:proofErr w:type="gramEnd"/>
+          <w:r>
+            <w:rPr>
+              <w:sz w:val="18"/>
+              <w:lang w:val="en-US"/>
+            </w:rPr>
+            <w:t xml:space="preserve"> }}</w:t>
           </w:r>
         </w:p>
       </w:tc>
@@ -12717,13 +14257,41 @@
               <w:lang w:val="en-US"/>
             </w:rPr>
           </w:pPr>
+          <w:proofErr w:type="gramStart"/>
           <w:r>
             <w:rPr>
               <w:sz w:val="18"/>
               <w:szCs w:val="18"/>
               <w:lang w:val="en-US"/>
             </w:rPr>
-            <w:t>{{ mm_yy }}</w:t>
+            <w:t xml:space="preserve">{{ </w:t>
+          </w:r>
+          <w:proofErr w:type="spellStart"/>
+          <w:r>
+            <w:rPr>
+              <w:sz w:val="18"/>
+              <w:szCs w:val="18"/>
+              <w:lang w:val="en-US"/>
+            </w:rPr>
+            <w:t>mm</w:t>
+          </w:r>
+          <w:proofErr w:type="gramEnd"/>
+          <w:r>
+            <w:rPr>
+              <w:sz w:val="18"/>
+              <w:szCs w:val="18"/>
+              <w:lang w:val="en-US"/>
+            </w:rPr>
+            <w:t>_yy</w:t>
+          </w:r>
+          <w:proofErr w:type="spellEnd"/>
+          <w:r>
+            <w:rPr>
+              <w:sz w:val="18"/>
+              <w:szCs w:val="18"/>
+              <w:lang w:val="en-US"/>
+            </w:rPr>
+            <w:t xml:space="preserve"> }}</w:t>
           </w:r>
         </w:p>
       </w:tc>
@@ -13223,13 +14791,41 @@
               <w:sz w:val="18"/>
             </w:rPr>
           </w:pPr>
+          <w:proofErr w:type="gramStart"/>
           <w:r>
             <w:rPr>
               <w:sz w:val="18"/>
               <w:szCs w:val="18"/>
               <w:lang w:val="en-US"/>
             </w:rPr>
-            <w:t>{{ mm_yy }}</w:t>
+            <w:t xml:space="preserve">{{ </w:t>
+          </w:r>
+          <w:proofErr w:type="spellStart"/>
+          <w:r>
+            <w:rPr>
+              <w:sz w:val="18"/>
+              <w:szCs w:val="18"/>
+              <w:lang w:val="en-US"/>
+            </w:rPr>
+            <w:t>mm</w:t>
+          </w:r>
+          <w:proofErr w:type="gramEnd"/>
+          <w:r>
+            <w:rPr>
+              <w:sz w:val="18"/>
+              <w:szCs w:val="18"/>
+              <w:lang w:val="en-US"/>
+            </w:rPr>
+            <w:t>_yy</w:t>
+          </w:r>
+          <w:proofErr w:type="spellEnd"/>
+          <w:r>
+            <w:rPr>
+              <w:sz w:val="18"/>
+              <w:szCs w:val="18"/>
+              <w:lang w:val="en-US"/>
+            </w:rPr>
+            <w:t xml:space="preserve"> }}</w:t>
           </w:r>
         </w:p>
       </w:tc>
@@ -13461,7 +15057,35 @@
             <w:rPr>
               <w:szCs w:val="24"/>
             </w:rPr>
-            <w:t>ООО «СевЗап НПЦ АрхиМет»</w:t>
+            <w:t>ООО «</w:t>
+          </w:r>
+          <w:proofErr w:type="spellStart"/>
+          <w:r>
+            <w:rPr>
+              <w:szCs w:val="24"/>
+            </w:rPr>
+            <w:t>СевЗап</w:t>
+          </w:r>
+          <w:proofErr w:type="spellEnd"/>
+          <w:r>
+            <w:rPr>
+              <w:szCs w:val="24"/>
+            </w:rPr>
+            <w:t xml:space="preserve"> НПЦ </w:t>
+          </w:r>
+          <w:proofErr w:type="spellStart"/>
+          <w:r>
+            <w:rPr>
+              <w:szCs w:val="24"/>
+            </w:rPr>
+            <w:t>АрхиМет</w:t>
+          </w:r>
+          <w:proofErr w:type="spellEnd"/>
+          <w:r>
+            <w:rPr>
+              <w:szCs w:val="24"/>
+            </w:rPr>
+            <w:t>»</w:t>
           </w:r>
         </w:p>
       </w:tc>
@@ -13779,13 +15403,41 @@
               <w:szCs w:val="18"/>
             </w:rPr>
           </w:pPr>
+          <w:proofErr w:type="gramStart"/>
           <w:r>
             <w:rPr>
               <w:sz w:val="18"/>
               <w:szCs w:val="18"/>
               <w:lang w:val="en-US"/>
             </w:rPr>
-            <w:t>{{ mm_yy }}</w:t>
+            <w:t xml:space="preserve">{{ </w:t>
+          </w:r>
+          <w:proofErr w:type="spellStart"/>
+          <w:r>
+            <w:rPr>
+              <w:sz w:val="18"/>
+              <w:szCs w:val="18"/>
+              <w:lang w:val="en-US"/>
+            </w:rPr>
+            <w:t>mm</w:t>
+          </w:r>
+          <w:proofErr w:type="gramEnd"/>
+          <w:r>
+            <w:rPr>
+              <w:sz w:val="18"/>
+              <w:szCs w:val="18"/>
+              <w:lang w:val="en-US"/>
+            </w:rPr>
+            <w:t>_yy</w:t>
+          </w:r>
+          <w:proofErr w:type="spellEnd"/>
+          <w:r>
+            <w:rPr>
+              <w:sz w:val="18"/>
+              <w:szCs w:val="18"/>
+              <w:lang w:val="en-US"/>
+            </w:rPr>
+            <w:t xml:space="preserve"> }}</w:t>
           </w:r>
         </w:p>
       </w:tc>
@@ -14289,22 +15941,60 @@
               <w:lang w:val="en-US"/>
             </w:rPr>
           </w:pPr>
+          <w:proofErr w:type="gramStart"/>
           <w:r>
             <w:rPr>
               <w:sz w:val="36"/>
               <w:szCs w:val="24"/>
               <w:lang w:val="en-US"/>
             </w:rPr>
-            <w:t>{{ project_code }}</w:t>
+            <w:t xml:space="preserve">{{ </w:t>
           </w:r>
+          <w:proofErr w:type="spellStart"/>
           <w:r>
             <w:rPr>
               <w:sz w:val="36"/>
               <w:szCs w:val="24"/>
               <w:lang w:val="en-US"/>
             </w:rPr>
+            <w:t>project</w:t>
+          </w:r>
+          <w:proofErr w:type="gramEnd"/>
+          <w:r>
+            <w:rPr>
+              <w:sz w:val="36"/>
+              <w:szCs w:val="24"/>
+              <w:lang w:val="en-US"/>
+            </w:rPr>
+            <w:t>_</w:t>
+          </w:r>
+          <w:proofErr w:type="gramStart"/>
+          <w:r>
+            <w:rPr>
+              <w:sz w:val="36"/>
+              <w:szCs w:val="24"/>
+              <w:lang w:val="en-US"/>
+            </w:rPr>
+            <w:t>code</w:t>
+          </w:r>
+          <w:proofErr w:type="spellEnd"/>
+          <w:r>
+            <w:rPr>
+              <w:sz w:val="36"/>
+              <w:szCs w:val="24"/>
+              <w:lang w:val="en-US"/>
+            </w:rPr>
+            <w:t xml:space="preserve"> }}</w:t>
+          </w:r>
+          <w:r>
+            <w:rPr>
+              <w:sz w:val="36"/>
+              <w:szCs w:val="24"/>
+              <w:lang w:val="en-US"/>
+            </w:rPr>
             <w:t>-</w:t>
           </w:r>
+          <w:proofErr w:type="gramEnd"/>
           <w:r>
             <w:rPr>
               <w:sz w:val="36"/>
@@ -14597,6 +16287,7 @@
                                     <w:szCs w:val="18"/>
                                   </w:rPr>
                                 </w:pPr>
+                                <w:proofErr w:type="spellStart"/>
                                 <w:r>
                                   <w:rPr>
                                     <w:rStyle w:val="af9"/>
@@ -14604,7 +16295,17 @@
                                     <w:sz w:val="20"/>
                                     <w:szCs w:val="18"/>
                                   </w:rPr>
-                                  <w:t>Взам. инв. №</w:t>
+                                  <w:t>Взам</w:t>
+                                </w:r>
+                                <w:proofErr w:type="spellEnd"/>
+                                <w:r>
+                                  <w:rPr>
+                                    <w:rStyle w:val="af9"/>
+                                    <w:rFonts w:ascii="Times New Roman" w:hAnsi="Times New Roman"/>
+                                    <w:sz w:val="20"/>
+                                    <w:szCs w:val="18"/>
+                                  </w:rPr>
+                                  <w:t>. инв. №</w:t>
                                 </w:r>
                               </w:p>
                             </w:txbxContent>
@@ -15005,13 +16706,41 @@
               <w:lang w:val="en-US"/>
             </w:rPr>
           </w:pPr>
+          <w:proofErr w:type="gramStart"/>
           <w:r>
             <w:rPr>
               <w:sz w:val="24"/>
               <w:szCs w:val="24"/>
               <w:lang w:val="en-US"/>
             </w:rPr>
-            <w:t>{{ project_name }}</w:t>
+            <w:t xml:space="preserve">{{ </w:t>
+          </w:r>
+          <w:proofErr w:type="spellStart"/>
+          <w:r>
+            <w:rPr>
+              <w:sz w:val="24"/>
+              <w:szCs w:val="24"/>
+              <w:lang w:val="en-US"/>
+            </w:rPr>
+            <w:t>project</w:t>
+          </w:r>
+          <w:proofErr w:type="gramEnd"/>
+          <w:r>
+            <w:rPr>
+              <w:sz w:val="24"/>
+              <w:szCs w:val="24"/>
+              <w:lang w:val="en-US"/>
+            </w:rPr>
+            <w:t>_name</w:t>
+          </w:r>
+          <w:proofErr w:type="spellEnd"/>
+          <w:r>
+            <w:rPr>
+              <w:sz w:val="24"/>
+              <w:szCs w:val="24"/>
+              <w:lang w:val="en-US"/>
+            </w:rPr>
+            <w:t xml:space="preserve"> }}</w:t>
           </w:r>
         </w:p>
       </w:tc>
@@ -15225,6 +16954,7 @@
               <w:sz w:val="18"/>
             </w:rPr>
           </w:pPr>
+          <w:proofErr w:type="spellStart"/>
           <w:r>
             <w:rPr>
               <w:spacing w:val="-12"/>
@@ -15232,6 +16962,7 @@
             </w:rPr>
             <w:t>Кол.уч</w:t>
           </w:r>
+          <w:proofErr w:type="spellEnd"/>
         </w:p>
       </w:tc>
       <w:tc>
@@ -15657,12 +17388,21 @@
               <w:lang w:val="en-US"/>
             </w:rPr>
           </w:pPr>
+          <w:proofErr w:type="gramStart"/>
           <w:r>
             <w:rPr>
               <w:sz w:val="18"/>
               <w:lang w:val="en-US"/>
             </w:rPr>
-            <w:t>{{ developer }}</w:t>
+            <w:t>{{ developer</w:t>
+          </w:r>
+          <w:proofErr w:type="gramEnd"/>
+          <w:r>
+            <w:rPr>
+              <w:sz w:val="18"/>
+              <w:lang w:val="en-US"/>
+            </w:rPr>
+            <w:t xml:space="preserve"> }}</w:t>
           </w:r>
         </w:p>
       </w:tc>
@@ -15772,13 +17512,41 @@
               <w:szCs w:val="18"/>
             </w:rPr>
           </w:pPr>
+          <w:proofErr w:type="gramStart"/>
           <w:r>
             <w:rPr>
               <w:sz w:val="18"/>
               <w:szCs w:val="18"/>
               <w:lang w:val="en-US"/>
             </w:rPr>
-            <w:t>{{ mm_yy }}</w:t>
+            <w:t xml:space="preserve">{{ </w:t>
+          </w:r>
+          <w:proofErr w:type="spellStart"/>
+          <w:r>
+            <w:rPr>
+              <w:sz w:val="18"/>
+              <w:szCs w:val="18"/>
+              <w:lang w:val="en-US"/>
+            </w:rPr>
+            <w:t>mm</w:t>
+          </w:r>
+          <w:proofErr w:type="gramEnd"/>
+          <w:r>
+            <w:rPr>
+              <w:sz w:val="18"/>
+              <w:szCs w:val="18"/>
+              <w:lang w:val="en-US"/>
+            </w:rPr>
+            <w:t>_yy</w:t>
+          </w:r>
+          <w:proofErr w:type="spellEnd"/>
+          <w:r>
+            <w:rPr>
+              <w:sz w:val="18"/>
+              <w:szCs w:val="18"/>
+              <w:lang w:val="en-US"/>
+            </w:rPr>
+            <w:t xml:space="preserve"> }}</w:t>
           </w:r>
         </w:p>
       </w:tc>
@@ -16289,13 +18057,41 @@
               <w:sz w:val="18"/>
             </w:rPr>
           </w:pPr>
+          <w:proofErr w:type="gramStart"/>
           <w:r>
             <w:rPr>
               <w:sz w:val="18"/>
               <w:szCs w:val="18"/>
               <w:lang w:val="en-US"/>
             </w:rPr>
-            <w:t>{{ mm_yy }}</w:t>
+            <w:t xml:space="preserve">{{ </w:t>
+          </w:r>
+          <w:proofErr w:type="spellStart"/>
+          <w:r>
+            <w:rPr>
+              <w:sz w:val="18"/>
+              <w:szCs w:val="18"/>
+              <w:lang w:val="en-US"/>
+            </w:rPr>
+            <w:t>mm</w:t>
+          </w:r>
+          <w:proofErr w:type="gramEnd"/>
+          <w:r>
+            <w:rPr>
+              <w:sz w:val="18"/>
+              <w:szCs w:val="18"/>
+              <w:lang w:val="en-US"/>
+            </w:rPr>
+            <w:t>_yy</w:t>
+          </w:r>
+          <w:proofErr w:type="spellEnd"/>
+          <w:r>
+            <w:rPr>
+              <w:sz w:val="18"/>
+              <w:szCs w:val="18"/>
+              <w:lang w:val="en-US"/>
+            </w:rPr>
+            <w:t xml:space="preserve"> }}</w:t>
           </w:r>
         </w:p>
       </w:tc>
@@ -16528,7 +18324,35 @@
             <w:rPr>
               <w:szCs w:val="24"/>
             </w:rPr>
-            <w:t>ООО «СевЗап НПЦ АрхиМет»</w:t>
+            <w:t>ООО «</w:t>
+          </w:r>
+          <w:proofErr w:type="spellStart"/>
+          <w:r>
+            <w:rPr>
+              <w:szCs w:val="24"/>
+            </w:rPr>
+            <w:t>СевЗап</w:t>
+          </w:r>
+          <w:proofErr w:type="spellEnd"/>
+          <w:r>
+            <w:rPr>
+              <w:szCs w:val="24"/>
+            </w:rPr>
+            <w:t xml:space="preserve"> НПЦ </w:t>
+          </w:r>
+          <w:proofErr w:type="spellStart"/>
+          <w:r>
+            <w:rPr>
+              <w:szCs w:val="24"/>
+            </w:rPr>
+            <w:t>АрхиМет</w:t>
+          </w:r>
+          <w:proofErr w:type="spellEnd"/>
+          <w:r>
+            <w:rPr>
+              <w:szCs w:val="24"/>
+            </w:rPr>
+            <w:t>»</w:t>
           </w:r>
         </w:p>
       </w:tc>
@@ -16913,13 +18737,41 @@
               <w:szCs w:val="18"/>
             </w:rPr>
           </w:pPr>
+          <w:proofErr w:type="gramStart"/>
           <w:r>
             <w:rPr>
               <w:sz w:val="18"/>
               <w:szCs w:val="18"/>
               <w:lang w:val="en-US"/>
             </w:rPr>
-            <w:t>{{ mm_yy }}</w:t>
+            <w:t xml:space="preserve">{{ </w:t>
+          </w:r>
+          <w:proofErr w:type="spellStart"/>
+          <w:r>
+            <w:rPr>
+              <w:sz w:val="18"/>
+              <w:szCs w:val="18"/>
+              <w:lang w:val="en-US"/>
+            </w:rPr>
+            <w:t>mm</w:t>
+          </w:r>
+          <w:proofErr w:type="gramEnd"/>
+          <w:r>
+            <w:rPr>
+              <w:sz w:val="18"/>
+              <w:szCs w:val="18"/>
+              <w:lang w:val="en-US"/>
+            </w:rPr>
+            <w:t>_yy</w:t>
+          </w:r>
+          <w:proofErr w:type="spellEnd"/>
+          <w:r>
+            <w:rPr>
+              <w:sz w:val="18"/>
+              <w:szCs w:val="18"/>
+              <w:lang w:val="en-US"/>
+            </w:rPr>
+            <w:t xml:space="preserve"> }}</w:t>
           </w:r>
         </w:p>
       </w:tc>
@@ -17357,22 +19209,60 @@
               <w:szCs w:val="24"/>
             </w:rPr>
           </w:pPr>
+          <w:proofErr w:type="gramStart"/>
           <w:r>
             <w:rPr>
               <w:sz w:val="36"/>
               <w:szCs w:val="24"/>
               <w:lang w:val="en-US"/>
             </w:rPr>
-            <w:t>{{ project_code }}</w:t>
+            <w:t xml:space="preserve">{{ </w:t>
           </w:r>
+          <w:proofErr w:type="spellStart"/>
           <w:r>
             <w:rPr>
               <w:sz w:val="36"/>
               <w:szCs w:val="24"/>
               <w:lang w:val="en-US"/>
             </w:rPr>
+            <w:t>project</w:t>
+          </w:r>
+          <w:proofErr w:type="gramEnd"/>
+          <w:r>
+            <w:rPr>
+              <w:sz w:val="36"/>
+              <w:szCs w:val="24"/>
+              <w:lang w:val="en-US"/>
+            </w:rPr>
+            <w:t>_</w:t>
+          </w:r>
+          <w:proofErr w:type="gramStart"/>
+          <w:r>
+            <w:rPr>
+              <w:sz w:val="36"/>
+              <w:szCs w:val="24"/>
+              <w:lang w:val="en-US"/>
+            </w:rPr>
+            <w:t>code</w:t>
+          </w:r>
+          <w:proofErr w:type="spellEnd"/>
+          <w:r>
+            <w:rPr>
+              <w:sz w:val="36"/>
+              <w:szCs w:val="24"/>
+              <w:lang w:val="en-US"/>
+            </w:rPr>
+            <w:t xml:space="preserve"> }}</w:t>
+          </w:r>
+          <w:r>
+            <w:rPr>
+              <w:sz w:val="36"/>
+              <w:szCs w:val="24"/>
+              <w:lang w:val="en-US"/>
+            </w:rPr>
             <w:t>-</w:t>
           </w:r>
+          <w:proofErr w:type="gramEnd"/>
           <w:r>
             <w:rPr>
               <w:sz w:val="36"/>
@@ -17615,6 +19505,7 @@
                                     <w:szCs w:val="18"/>
                                   </w:rPr>
                                 </w:pPr>
+                                <w:proofErr w:type="spellStart"/>
                                 <w:r>
                                   <w:rPr>
                                     <w:rStyle w:val="af9"/>
@@ -17622,7 +19513,17 @@
                                     <w:sz w:val="20"/>
                                     <w:szCs w:val="18"/>
                                   </w:rPr>
-                                  <w:t>Взам. инв. №</w:t>
+                                  <w:t>Взам</w:t>
+                                </w:r>
+                                <w:proofErr w:type="spellEnd"/>
+                                <w:r>
+                                  <w:rPr>
+                                    <w:rStyle w:val="af9"/>
+                                    <w:rFonts w:ascii="Times New Roman" w:hAnsi="Times New Roman"/>
+                                    <w:sz w:val="20"/>
+                                    <w:szCs w:val="18"/>
+                                  </w:rPr>
+                                  <w:t>. инв. №</w:t>
                                 </w:r>
                               </w:p>
                             </w:txbxContent>
@@ -18008,13 +19909,41 @@
               <w:lang w:val="en-US"/>
             </w:rPr>
           </w:pPr>
+          <w:proofErr w:type="gramStart"/>
           <w:r>
             <w:rPr>
               <w:sz w:val="24"/>
               <w:szCs w:val="24"/>
               <w:lang w:val="en-US"/>
             </w:rPr>
-            <w:t>{{ project_name }}</w:t>
+            <w:t xml:space="preserve">{{ </w:t>
+          </w:r>
+          <w:proofErr w:type="spellStart"/>
+          <w:r>
+            <w:rPr>
+              <w:sz w:val="24"/>
+              <w:szCs w:val="24"/>
+              <w:lang w:val="en-US"/>
+            </w:rPr>
+            <w:t>project</w:t>
+          </w:r>
+          <w:proofErr w:type="gramEnd"/>
+          <w:r>
+            <w:rPr>
+              <w:sz w:val="24"/>
+              <w:szCs w:val="24"/>
+              <w:lang w:val="en-US"/>
+            </w:rPr>
+            <w:t>_name</w:t>
+          </w:r>
+          <w:proofErr w:type="spellEnd"/>
+          <w:r>
+            <w:rPr>
+              <w:sz w:val="24"/>
+              <w:szCs w:val="24"/>
+              <w:lang w:val="en-US"/>
+            </w:rPr>
+            <w:t xml:space="preserve"> }}</w:t>
           </w:r>
         </w:p>
       </w:tc>
@@ -18228,6 +20157,7 @@
               <w:sz w:val="18"/>
             </w:rPr>
           </w:pPr>
+          <w:proofErr w:type="spellStart"/>
           <w:r>
             <w:rPr>
               <w:spacing w:val="-12"/>
@@ -18235,6 +20165,7 @@
             </w:rPr>
             <w:t>Кол.уч</w:t>
           </w:r>
+          <w:proofErr w:type="spellEnd"/>
         </w:p>
       </w:tc>
       <w:tc>
@@ -18659,12 +20590,21 @@
               <w:lang w:val="en-US"/>
             </w:rPr>
           </w:pPr>
+          <w:proofErr w:type="gramStart"/>
           <w:r>
             <w:rPr>
               <w:sz w:val="18"/>
               <w:lang w:val="en-US"/>
             </w:rPr>
-            <w:t>{{ developer }}</w:t>
+            <w:t>{{ developer</w:t>
+          </w:r>
+          <w:proofErr w:type="gramEnd"/>
+          <w:r>
+            <w:rPr>
+              <w:sz w:val="18"/>
+              <w:lang w:val="en-US"/>
+            </w:rPr>
+            <w:t xml:space="preserve"> }}</w:t>
           </w:r>
         </w:p>
       </w:tc>
@@ -18774,12 +20714,21 @@
               <w:highlight w:val="green"/>
             </w:rPr>
           </w:pPr>
+          <w:proofErr w:type="gramStart"/>
           <w:r>
             <w:rPr>
               <w:sz w:val="18"/>
               <w:lang w:val="en-US"/>
             </w:rPr>
-            <w:t>{{ developer }}</w:t>
+            <w:t>{{ developer</w:t>
+          </w:r>
+          <w:proofErr w:type="gramEnd"/>
+          <w:r>
+            <w:rPr>
+              <w:sz w:val="18"/>
+              <w:lang w:val="en-US"/>
+            </w:rPr>
+            <w:t xml:space="preserve"> }}</w:t>
           </w:r>
         </w:p>
       </w:tc>
@@ -19285,12 +21234,21 @@
               <w:highlight w:val="green"/>
             </w:rPr>
           </w:pPr>
+          <w:proofErr w:type="gramStart"/>
           <w:r>
             <w:rPr>
               <w:sz w:val="18"/>
               <w:lang w:val="en-US"/>
             </w:rPr>
-            <w:t>{{ developer }}</w:t>
+            <w:t>{{ developer</w:t>
+          </w:r>
+          <w:proofErr w:type="gramEnd"/>
+          <w:r>
+            <w:rPr>
+              <w:sz w:val="18"/>
+              <w:lang w:val="en-US"/>
+            </w:rPr>
+            <w:t xml:space="preserve"> }}</w:t>
           </w:r>
         </w:p>
       </w:tc>
@@ -19528,7 +21486,35 @@
             <w:rPr>
               <w:szCs w:val="24"/>
             </w:rPr>
-            <w:t>ООО «СевЗап НПЦ АрхиМет»</w:t>
+            <w:t>ООО «</w:t>
+          </w:r>
+          <w:proofErr w:type="spellStart"/>
+          <w:r>
+            <w:rPr>
+              <w:szCs w:val="24"/>
+            </w:rPr>
+            <w:t>СевЗап</w:t>
+          </w:r>
+          <w:proofErr w:type="spellEnd"/>
+          <w:r>
+            <w:rPr>
+              <w:szCs w:val="24"/>
+            </w:rPr>
+            <w:t xml:space="preserve"> НПЦ </w:t>
+          </w:r>
+          <w:proofErr w:type="spellStart"/>
+          <w:r>
+            <w:rPr>
+              <w:szCs w:val="24"/>
+            </w:rPr>
+            <w:t>АрхиМет</w:t>
+          </w:r>
+          <w:proofErr w:type="spellEnd"/>
+          <w:r>
+            <w:rPr>
+              <w:szCs w:val="24"/>
+            </w:rPr>
+            <w:t>»</w:t>
           </w:r>
         </w:p>
       </w:tc>
@@ -19911,12 +21897,21 @@
               <w:highlight w:val="green"/>
             </w:rPr>
           </w:pPr>
+          <w:proofErr w:type="gramStart"/>
           <w:r>
             <w:rPr>
               <w:sz w:val="18"/>
               <w:lang w:val="en-US"/>
             </w:rPr>
-            <w:t>{{ developer }}</w:t>
+            <w:t>{{ developer</w:t>
+          </w:r>
+          <w:proofErr w:type="gramEnd"/>
+          <w:r>
+            <w:rPr>
+              <w:sz w:val="18"/>
+              <w:lang w:val="en-US"/>
+            </w:rPr>
+            <w:t xml:space="preserve"> }}</w:t>
           </w:r>
         </w:p>
       </w:tc>
@@ -20354,20 +22349,65 @@
               <w:szCs w:val="24"/>
             </w:rPr>
           </w:pPr>
+          <w:proofErr w:type="gramStart"/>
           <w:r>
             <w:rPr>
               <w:sz w:val="36"/>
               <w:szCs w:val="24"/>
               <w:lang w:val="en-US"/>
             </w:rPr>
-            <w:t>{{ project_code }}</w:t>
+            <w:t xml:space="preserve">{{ </w:t>
+          </w:r>
+          <w:proofErr w:type="spellStart"/>
+          <w:r>
+            <w:rPr>
+              <w:sz w:val="36"/>
+              <w:szCs w:val="24"/>
+              <w:lang w:val="en-US"/>
+            </w:rPr>
+            <w:t>project</w:t>
+          </w:r>
+          <w:proofErr w:type="gramEnd"/>
+          <w:r>
+            <w:rPr>
+              <w:sz w:val="36"/>
+              <w:szCs w:val="24"/>
+              <w:lang w:val="en-US"/>
+            </w:rPr>
+            <w:t>_</w:t>
+          </w:r>
+          <w:proofErr w:type="gramStart"/>
+          <w:r>
+            <w:rPr>
+              <w:sz w:val="36"/>
+              <w:szCs w:val="24"/>
+              <w:lang w:val="en-US"/>
+            </w:rPr>
+            <w:t>code</w:t>
+          </w:r>
+          <w:proofErr w:type="spellEnd"/>
+          <w:r>
+            <w:rPr>
+              <w:sz w:val="36"/>
+              <w:szCs w:val="24"/>
+              <w:lang w:val="en-US"/>
+            </w:rPr>
+            <w:t xml:space="preserve"> }}</w:t>
           </w:r>
           <w:r>
             <w:rPr>
               <w:sz w:val="36"/>
               <w:szCs w:val="24"/>
             </w:rPr>
-            <w:t>-КВП-ТКР</w:t>
+            <w:t>-</w:t>
+          </w:r>
+          <w:proofErr w:type="gramEnd"/>
+          <w:r>
+            <w:rPr>
+              <w:sz w:val="36"/>
+              <w:szCs w:val="24"/>
+            </w:rPr>
+            <w:t>КВП-ТКР</w:t>
           </w:r>
         </w:p>
       </w:tc>
@@ -20604,6 +22644,7 @@
                                     <w:szCs w:val="18"/>
                                   </w:rPr>
                                 </w:pPr>
+                                <w:proofErr w:type="spellStart"/>
                                 <w:r>
                                   <w:rPr>
                                     <w:rStyle w:val="af9"/>
@@ -20611,7 +22652,17 @@
                                     <w:sz w:val="20"/>
                                     <w:szCs w:val="18"/>
                                   </w:rPr>
-                                  <w:t>Взам. инв. №</w:t>
+                                  <w:t>Взам</w:t>
+                                </w:r>
+                                <w:proofErr w:type="spellEnd"/>
+                                <w:r>
+                                  <w:rPr>
+                                    <w:rStyle w:val="af9"/>
+                                    <w:rFonts w:ascii="Times New Roman" w:hAnsi="Times New Roman"/>
+                                    <w:sz w:val="20"/>
+                                    <w:szCs w:val="18"/>
+                                  </w:rPr>
+                                  <w:t>. инв. №</w:t>
                                 </w:r>
                               </w:p>
                             </w:txbxContent>
@@ -20997,13 +23048,41 @@
               <w:lang w:val="en-US"/>
             </w:rPr>
           </w:pPr>
+          <w:proofErr w:type="gramStart"/>
           <w:r>
             <w:rPr>
               <w:sz w:val="24"/>
               <w:szCs w:val="24"/>
               <w:lang w:val="en-US"/>
             </w:rPr>
-            <w:t>{{ project_name }}</w:t>
+            <w:t xml:space="preserve">{{ </w:t>
+          </w:r>
+          <w:proofErr w:type="spellStart"/>
+          <w:r>
+            <w:rPr>
+              <w:sz w:val="24"/>
+              <w:szCs w:val="24"/>
+              <w:lang w:val="en-US"/>
+            </w:rPr>
+            <w:t>project</w:t>
+          </w:r>
+          <w:proofErr w:type="gramEnd"/>
+          <w:r>
+            <w:rPr>
+              <w:sz w:val="24"/>
+              <w:szCs w:val="24"/>
+              <w:lang w:val="en-US"/>
+            </w:rPr>
+            <w:t>_name</w:t>
+          </w:r>
+          <w:proofErr w:type="spellEnd"/>
+          <w:r>
+            <w:rPr>
+              <w:sz w:val="24"/>
+              <w:szCs w:val="24"/>
+              <w:lang w:val="en-US"/>
+            </w:rPr>
+            <w:t xml:space="preserve"> }}</w:t>
           </w:r>
         </w:p>
       </w:tc>
@@ -21217,6 +23296,7 @@
               <w:sz w:val="18"/>
             </w:rPr>
           </w:pPr>
+          <w:proofErr w:type="spellStart"/>
           <w:r>
             <w:rPr>
               <w:spacing w:val="-12"/>
@@ -21224,6 +23304,7 @@
             </w:rPr>
             <w:t>Кол.уч</w:t>
           </w:r>
+          <w:proofErr w:type="spellEnd"/>
         </w:p>
       </w:tc>
       <w:tc>
@@ -21648,12 +23729,21 @@
               <w:lang w:val="en-US"/>
             </w:rPr>
           </w:pPr>
+          <w:proofErr w:type="gramStart"/>
           <w:r>
             <w:rPr>
               <w:sz w:val="18"/>
               <w:lang w:val="en-US"/>
             </w:rPr>
-            <w:t>{{ developer }}</w:t>
+            <w:t>{{ developer</w:t>
+          </w:r>
+          <w:proofErr w:type="gramEnd"/>
+          <w:r>
+            <w:rPr>
+              <w:sz w:val="18"/>
+              <w:lang w:val="en-US"/>
+            </w:rPr>
+            <w:t xml:space="preserve"> }}</w:t>
           </w:r>
         </w:p>
       </w:tc>
@@ -21762,12 +23852,21 @@
               <w:szCs w:val="18"/>
             </w:rPr>
           </w:pPr>
+          <w:proofErr w:type="gramStart"/>
           <w:r>
             <w:rPr>
               <w:sz w:val="18"/>
               <w:lang w:val="en-US"/>
             </w:rPr>
-            <w:t>{{ developer }}</w:t>
+            <w:t>{{ developer</w:t>
+          </w:r>
+          <w:proofErr w:type="gramEnd"/>
+          <w:r>
+            <w:rPr>
+              <w:sz w:val="18"/>
+              <w:lang w:val="en-US"/>
+            </w:rPr>
+            <w:t xml:space="preserve"> }}</w:t>
           </w:r>
         </w:p>
       </w:tc>
@@ -22267,12 +24366,21 @@
               <w:sz w:val="18"/>
             </w:rPr>
           </w:pPr>
+          <w:proofErr w:type="gramStart"/>
           <w:r>
             <w:rPr>
               <w:sz w:val="18"/>
               <w:lang w:val="en-US"/>
             </w:rPr>
-            <w:t>{{ developer }}</w:t>
+            <w:t>{{ developer</w:t>
+          </w:r>
+          <w:proofErr w:type="gramEnd"/>
+          <w:r>
+            <w:rPr>
+              <w:sz w:val="18"/>
+              <w:lang w:val="en-US"/>
+            </w:rPr>
+            <w:t xml:space="preserve"> }}</w:t>
           </w:r>
         </w:p>
       </w:tc>
@@ -22505,7 +24613,35 @@
             <w:rPr>
               <w:szCs w:val="24"/>
             </w:rPr>
-            <w:t>ООО «СевЗап НПЦ АрхиМет»</w:t>
+            <w:t>ООО «</w:t>
+          </w:r>
+          <w:proofErr w:type="spellStart"/>
+          <w:r>
+            <w:rPr>
+              <w:szCs w:val="24"/>
+            </w:rPr>
+            <w:t>СевЗап</w:t>
+          </w:r>
+          <w:proofErr w:type="spellEnd"/>
+          <w:r>
+            <w:rPr>
+              <w:szCs w:val="24"/>
+            </w:rPr>
+            <w:t xml:space="preserve"> НПЦ </w:t>
+          </w:r>
+          <w:proofErr w:type="spellStart"/>
+          <w:r>
+            <w:rPr>
+              <w:szCs w:val="24"/>
+            </w:rPr>
+            <w:t>АрхиМет</w:t>
+          </w:r>
+          <w:proofErr w:type="spellEnd"/>
+          <w:r>
+            <w:rPr>
+              <w:szCs w:val="24"/>
+            </w:rPr>
+            <w:t>»</w:t>
           </w:r>
         </w:p>
       </w:tc>
@@ -22888,12 +25024,21 @@
               <w:szCs w:val="18"/>
             </w:rPr>
           </w:pPr>
+          <w:proofErr w:type="gramStart"/>
           <w:r>
             <w:rPr>
               <w:sz w:val="18"/>
               <w:lang w:val="en-US"/>
             </w:rPr>
-            <w:t>{{ developer }}</w:t>
+            <w:t>{{ developer</w:t>
+          </w:r>
+          <w:proofErr w:type="gramEnd"/>
+          <w:r>
+            <w:rPr>
+              <w:sz w:val="18"/>
+              <w:lang w:val="en-US"/>
+            </w:rPr>
+            <w:t xml:space="preserve"> }}</w:t>
           </w:r>
         </w:p>
       </w:tc>
@@ -24959,8 +27104,13 @@
                                   <w:pPr>
                                     <w:pStyle w:val="afff8"/>
                                   </w:pPr>
+                                  <w:proofErr w:type="spellStart"/>
                                   <w:r>
-                                    <w:t>Взам. инв. №</w:t>
+                                    <w:t>Взам</w:t>
+                                  </w:r>
+                                  <w:proofErr w:type="spellEnd"/>
+                                  <w:r>
+                                    <w:t>. инв. №</w:t>
                                   </w:r>
                                 </w:p>
                                 <w:p>
@@ -25018,7 +27168,15 @@
                                     <w:pStyle w:val="afff8"/>
                                   </w:pPr>
                                   <w:r>
-                                    <w:t>Инв.№ дубл.</w:t>
+                                    <w:t xml:space="preserve">Инв.№ </w:t>
+                                  </w:r>
+                                  <w:proofErr w:type="spellStart"/>
+                                  <w:r>
+                                    <w:t>дубл</w:t>
+                                  </w:r>
+                                  <w:proofErr w:type="spellEnd"/>
+                                  <w:r>
+                                    <w:t>.</w:t>
                                   </w:r>
                                 </w:p>
                                 <w:p>
@@ -25724,13 +27882,50 @@
                                     <w:szCs w:val="36"/>
                                   </w:rPr>
                                 </w:pPr>
+                                <w:proofErr w:type="gramStart"/>
                                 <w:r>
                                   <w:rPr>
                                     <w:sz w:val="36"/>
                                     <w:szCs w:val="24"/>
                                     <w:lang w:val="en-US"/>
                                   </w:rPr>
-                                  <w:t>{{ project_code }}</w:t>
+                                  <w:t xml:space="preserve">{{ </w:t>
+                                </w:r>
+                                <w:proofErr w:type="spellStart"/>
+                                <w:r>
+                                  <w:rPr>
+                                    <w:sz w:val="36"/>
+                                    <w:szCs w:val="24"/>
+                                    <w:lang w:val="en-US"/>
+                                  </w:rPr>
+                                  <w:t>project</w:t>
+                                </w:r>
+                                <w:proofErr w:type="gramEnd"/>
+                                <w:r>
+                                  <w:rPr>
+                                    <w:sz w:val="36"/>
+                                    <w:szCs w:val="24"/>
+                                    <w:lang w:val="en-US"/>
+                                  </w:rPr>
+                                  <w:t>_</w:t>
+                                </w:r>
+                                <w:proofErr w:type="gramStart"/>
+                                <w:r>
+                                  <w:rPr>
+                                    <w:sz w:val="36"/>
+                                    <w:szCs w:val="24"/>
+                                    <w:lang w:val="en-US"/>
+                                  </w:rPr>
+                                  <w:t>code</w:t>
+                                </w:r>
+                                <w:proofErr w:type="spellEnd"/>
+                                <w:r>
+                                  <w:rPr>
+                                    <w:sz w:val="36"/>
+                                    <w:szCs w:val="24"/>
+                                    <w:lang w:val="en-US"/>
+                                  </w:rPr>
+                                  <w:t xml:space="preserve"> }}</w:t>
                                 </w:r>
                                 <w:r>
                                   <w:rPr>
@@ -25740,6 +27935,7 @@
                                   </w:rPr>
                                   <w:t>-</w:t>
                                 </w:r>
+                                <w:proofErr w:type="gramEnd"/>
                                 <w:r>
                                   <w:rPr>
                                     <w:sz w:val="36"/>
@@ -28631,6 +30827,7 @@
   <w:style w:type="character" w:default="1" w:styleId="a5">
     <w:name w:val="Default Paragraph Font"/>
     <w:uiPriority w:val="1"/>
+    <w:semiHidden/>
     <w:unhideWhenUsed/>
   </w:style>
   <w:style w:type="table" w:default="1" w:styleId="a6">

--- a/core/static/kozu-p_tkr_template.docx
+++ b/core/static/kozu-p_tkr_template.docx
@@ -6751,12 +6751,20 @@
       <w:r>
         <w:t xml:space="preserve">{{ </w:t>
       </w:r>
+      <w:proofErr w:type="spellStart"/>
       <w:r>
         <w:rPr>
           <w:lang w:val="en-US"/>
         </w:rPr>
-        <w:t>const</w:t>
-      </w:r>
+        <w:t>k</w:t>
+      </w:r>
+      <w:r>
+        <w:rPr>
+          <w:lang w:val="en-US"/>
+        </w:rPr>
+        <w:t>onst</w:t>
+      </w:r>
+      <w:proofErr w:type="spellEnd"/>
       <w:proofErr w:type="gramEnd"/>
       <w:r>
         <w:t xml:space="preserve"> }}.</w:t>
@@ -13086,6 +13094,7 @@
                               <w:szCs w:val="18"/>
                             </w:rPr>
                           </w:pPr>
+                          <w:proofErr w:type="spellStart"/>
                           <w:r>
                             <w:rPr>
                               <w:rStyle w:val="af9"/>
@@ -13093,7 +13102,17 @@
                               <w:sz w:val="20"/>
                               <w:szCs w:val="18"/>
                             </w:rPr>
-                            <w:t>Взам. инв. №</w:t>
+                            <w:t>Взам</w:t>
+                          </w:r>
+                          <w:proofErr w:type="spellEnd"/>
+                          <w:r>
+                            <w:rPr>
+                              <w:rStyle w:val="af9"/>
+                              <w:rFonts w:ascii="Times New Roman" w:hAnsi="Times New Roman"/>
+                              <w:sz w:val="20"/>
+                              <w:szCs w:val="18"/>
+                            </w:rPr>
+                            <w:t>. инв. №</w:t>
                           </w:r>
                         </w:p>
                       </w:txbxContent>
@@ -14169,6 +14188,7 @@
             <w:rPr>
               <w:spacing w:val="-12"/>
               <w:sz w:val="18"/>
+              <w:lang w:val="en-US"/>
             </w:rPr>
           </w:pPr>
           <w:r>
@@ -14176,62 +14196,9 @@
               <w:noProof/>
               <w:spacing w:val="-12"/>
               <w:sz w:val="18"/>
-            </w:rPr>
-            <w:drawing>
-              <wp:anchor distT="0" distB="0" distL="114300" distR="114300" simplePos="0" relativeHeight="251694592" behindDoc="1" locked="0" layoutInCell="1" allowOverlap="1" wp14:anchorId="5284A307" wp14:editId="456F3283">
-                <wp:simplePos x="0" y="0"/>
-                <wp:positionH relativeFrom="column">
-                  <wp:posOffset>149860</wp:posOffset>
-                </wp:positionH>
-                <wp:positionV relativeFrom="paragraph">
-                  <wp:posOffset>-635</wp:posOffset>
-                </wp:positionV>
-                <wp:extent cx="204470" cy="170180"/>
-                <wp:effectExtent l="0" t="0" r="0" b="0"/>
-                <wp:wrapNone/>
-                <wp:docPr id="40446470" name="Рисунок 4" descr="Изображение выглядит как зарисовка, рисунок, Штриховая графика, штриховой рисунок&#10;&#10;Автоматически созданное описание"/>
-                <wp:cNvGraphicFramePr>
-                  <a:graphicFrameLocks xmlns:a="http://schemas.openxmlformats.org/drawingml/2006/main" noChangeAspect="1"/>
-                </wp:cNvGraphicFramePr>
-                <a:graphic xmlns:a="http://schemas.openxmlformats.org/drawingml/2006/main">
-                  <a:graphicData uri="http://schemas.openxmlformats.org/drawingml/2006/picture">
-                    <pic:pic xmlns:pic="http://schemas.openxmlformats.org/drawingml/2006/picture">
-                      <pic:nvPicPr>
-                        <pic:cNvPr id="604996641" name="Рисунок 4" descr="Изображение выглядит как зарисовка, рисунок, Штриховая графика, штриховой рисунок&#10;&#10;Автоматически созданное описание"/>
-                        <pic:cNvPicPr/>
-                      </pic:nvPicPr>
-                      <pic:blipFill>
-                        <a:blip r:embed="rId1">
-                          <a:extLst>
-                            <a:ext uri="{28A0092B-C50C-407E-A947-70E740481C1C}">
-                              <a14:useLocalDpi xmlns:a14="http://schemas.microsoft.com/office/drawing/2010/main" val="0"/>
-                            </a:ext>
-                          </a:extLst>
-                        </a:blip>
-                        <a:stretch>
-                          <a:fillRect/>
-                        </a:stretch>
-                      </pic:blipFill>
-                      <pic:spPr>
-                        <a:xfrm>
-                          <a:off x="0" y="0"/>
-                          <a:ext cx="204470" cy="170180"/>
-                        </a:xfrm>
-                        <a:prstGeom prst="rect">
-                          <a:avLst/>
-                        </a:prstGeom>
-                      </pic:spPr>
-                    </pic:pic>
-                  </a:graphicData>
-                </a:graphic>
-                <wp14:sizeRelH relativeFrom="margin">
-                  <wp14:pctWidth>0</wp14:pctWidth>
-                </wp14:sizeRelH>
-                <wp14:sizeRelV relativeFrom="margin">
-                  <wp14:pctHeight>0</wp14:pctHeight>
-                </wp14:sizeRelV>
-              </wp:anchor>
-            </w:drawing>
+              <w:lang w:val="en-US"/>
+            </w:rPr>
+            <w:t>{{ podp }}</w:t>
           </w:r>
         </w:p>
       </w:tc>
@@ -14725,7 +14692,7 @@
                 <wp:extent cx="261620" cy="180340"/>
                 <wp:effectExtent l="0" t="0" r="0" b="0"/>
                 <wp:wrapNone/>
-                <wp:docPr id="1266701082" name="Рисунок 3" descr="Изображение выглядит как зарисовка, рисунок, Детское искусство, диаграмма&#10;&#10;Автоматически созданное описание"/>
+                <wp:docPr id="1063797867" name="Рисунок 3" descr="Изображение выглядит как зарисовка, рисунок, Детское искусство, диаграмма&#10;&#10;Автоматически созданное описание"/>
                 <wp:cNvGraphicFramePr>
                   <a:graphicFrameLocks xmlns:a="http://schemas.openxmlformats.org/drawingml/2006/main" noChangeAspect="1"/>
                 </wp:cNvGraphicFramePr>
@@ -14737,7 +14704,7 @@
                         <pic:cNvPicPr/>
                       </pic:nvPicPr>
                       <pic:blipFill>
-                        <a:blip r:embed="rId2">
+                        <a:blip r:embed="rId1">
                           <a:extLst>
                             <a:ext uri="{28A0092B-C50C-407E-A947-70E740481C1C}">
                               <a14:useLocalDpi xmlns:a14="http://schemas.microsoft.com/office/drawing/2010/main" val="0"/>
@@ -15648,7 +15615,7 @@
           <wp:extent cx="355600" cy="165100"/>
           <wp:effectExtent l="0" t="0" r="0" b="0"/>
           <wp:wrapNone/>
-          <wp:docPr id="1291584964" name="Рисунок 2"/>
+          <wp:docPr id="158701430" name="Рисунок 2"/>
           <wp:cNvGraphicFramePr>
             <a:graphicFrameLocks xmlns:a="http://schemas.openxmlformats.org/drawingml/2006/main" noChangeAspect="1"/>
           </wp:cNvGraphicFramePr>
@@ -15660,7 +15627,7 @@
                   <pic:cNvPicPr/>
                 </pic:nvPicPr>
                 <pic:blipFill>
-                  <a:blip r:embed="rId3">
+                  <a:blip r:embed="rId2">
                     <a:extLst>
                       <a:ext uri="{28A0092B-C50C-407E-A947-70E740481C1C}">
                         <a14:useLocalDpi xmlns:a14="http://schemas.microsoft.com/office/drawing/2010/main" val="0"/>
@@ -16341,6 +16308,7 @@
                               <w:szCs w:val="18"/>
                             </w:rPr>
                           </w:pPr>
+                          <w:proofErr w:type="spellStart"/>
                           <w:r>
                             <w:rPr>
                               <w:rStyle w:val="af9"/>
@@ -16348,7 +16316,17 @@
                               <w:sz w:val="20"/>
                               <w:szCs w:val="18"/>
                             </w:rPr>
-                            <w:t>Взам. инв. №</w:t>
+                            <w:t>Взам</w:t>
+                          </w:r>
+                          <w:proofErr w:type="spellEnd"/>
+                          <w:r>
+                            <w:rPr>
+                              <w:rStyle w:val="af9"/>
+                              <w:rFonts w:ascii="Times New Roman" w:hAnsi="Times New Roman"/>
+                              <w:sz w:val="20"/>
+                              <w:szCs w:val="18"/>
+                            </w:rPr>
+                            <w:t>. инв. №</w:t>
                           </w:r>
                         </w:p>
                       </w:txbxContent>
@@ -17432,62 +17410,9 @@
               <w:noProof/>
               <w:spacing w:val="-12"/>
               <w:sz w:val="18"/>
-            </w:rPr>
-            <w:drawing>
-              <wp:anchor distT="0" distB="0" distL="114300" distR="114300" simplePos="0" relativeHeight="251712000" behindDoc="1" locked="0" layoutInCell="1" allowOverlap="1" wp14:anchorId="300DAE21" wp14:editId="17DDFADD">
-                <wp:simplePos x="0" y="0"/>
-                <wp:positionH relativeFrom="column">
-                  <wp:posOffset>149860</wp:posOffset>
-                </wp:positionH>
-                <wp:positionV relativeFrom="paragraph">
-                  <wp:posOffset>-635</wp:posOffset>
-                </wp:positionV>
-                <wp:extent cx="204470" cy="170180"/>
-                <wp:effectExtent l="0" t="0" r="0" b="0"/>
-                <wp:wrapNone/>
-                <wp:docPr id="12" name="Рисунок 4" descr="Изображение выглядит как зарисовка, рисунок, Штриховая графика, штриховой рисунок&#10;&#10;Автоматически созданное описание"/>
-                <wp:cNvGraphicFramePr>
-                  <a:graphicFrameLocks xmlns:a="http://schemas.openxmlformats.org/drawingml/2006/main" noChangeAspect="1"/>
-                </wp:cNvGraphicFramePr>
-                <a:graphic xmlns:a="http://schemas.openxmlformats.org/drawingml/2006/main">
-                  <a:graphicData uri="http://schemas.openxmlformats.org/drawingml/2006/picture">
-                    <pic:pic xmlns:pic="http://schemas.openxmlformats.org/drawingml/2006/picture">
-                      <pic:nvPicPr>
-                        <pic:cNvPr id="604996641" name="Рисунок 4" descr="Изображение выглядит как зарисовка, рисунок, Штриховая графика, штриховой рисунок&#10;&#10;Автоматически созданное описание"/>
-                        <pic:cNvPicPr/>
-                      </pic:nvPicPr>
-                      <pic:blipFill>
-                        <a:blip r:embed="rId1">
-                          <a:extLst>
-                            <a:ext uri="{28A0092B-C50C-407E-A947-70E740481C1C}">
-                              <a14:useLocalDpi xmlns:a14="http://schemas.microsoft.com/office/drawing/2010/main" val="0"/>
-                            </a:ext>
-                          </a:extLst>
-                        </a:blip>
-                        <a:stretch>
-                          <a:fillRect/>
-                        </a:stretch>
-                      </pic:blipFill>
-                      <pic:spPr>
-                        <a:xfrm>
-                          <a:off x="0" y="0"/>
-                          <a:ext cx="204470" cy="170180"/>
-                        </a:xfrm>
-                        <a:prstGeom prst="rect">
-                          <a:avLst/>
-                        </a:prstGeom>
-                      </pic:spPr>
-                    </pic:pic>
-                  </a:graphicData>
-                </a:graphic>
-                <wp14:sizeRelH relativeFrom="margin">
-                  <wp14:pctWidth>0</wp14:pctWidth>
-                </wp14:sizeRelH>
-                <wp14:sizeRelV relativeFrom="margin">
-                  <wp14:pctHeight>0</wp14:pctHeight>
-                </wp14:sizeRelV>
-              </wp:anchor>
-            </w:drawing>
+              <w:lang w:val="en-US"/>
+            </w:rPr>
+            <w:t>{{ podp }}</w:t>
           </w:r>
         </w:p>
       </w:tc>
@@ -18003,7 +17928,7 @@
                         <pic:cNvPicPr/>
                       </pic:nvPicPr>
                       <pic:blipFill>
-                        <a:blip r:embed="rId2">
+                        <a:blip r:embed="rId1">
                           <a:extLst>
                             <a:ext uri="{28A0092B-C50C-407E-A947-70E740481C1C}">
                               <a14:useLocalDpi xmlns:a14="http://schemas.microsoft.com/office/drawing/2010/main" val="0"/>
@@ -18683,7 +18608,7 @@
                         <pic:cNvPicPr/>
                       </pic:nvPicPr>
                       <pic:blipFill>
-                        <a:blip r:embed="rId3">
+                        <a:blip r:embed="rId2">
                           <a:extLst>
                             <a:ext uri="{28A0092B-C50C-407E-A947-70E740481C1C}">
                               <a14:useLocalDpi xmlns:a14="http://schemas.microsoft.com/office/drawing/2010/main" val="0"/>
@@ -19559,6 +19484,7 @@
                               <w:szCs w:val="18"/>
                             </w:rPr>
                           </w:pPr>
+                          <w:proofErr w:type="spellStart"/>
                           <w:r>
                             <w:rPr>
                               <w:rStyle w:val="af9"/>
@@ -19566,7 +19492,17 @@
                               <w:sz w:val="20"/>
                               <w:szCs w:val="18"/>
                             </w:rPr>
-                            <w:t>Взам. инв. №</w:t>
+                            <w:t>Взам</w:t>
+                          </w:r>
+                          <w:proofErr w:type="spellEnd"/>
+                          <w:r>
+                            <w:rPr>
+                              <w:rStyle w:val="af9"/>
+                              <w:rFonts w:ascii="Times New Roman" w:hAnsi="Times New Roman"/>
+                              <w:sz w:val="20"/>
+                              <w:szCs w:val="18"/>
+                            </w:rPr>
+                            <w:t>. инв. №</w:t>
                           </w:r>
                         </w:p>
                       </w:txbxContent>
@@ -20634,62 +20570,9 @@
               <w:noProof/>
               <w:spacing w:val="-12"/>
               <w:sz w:val="18"/>
-            </w:rPr>
-            <w:drawing>
-              <wp:anchor distT="0" distB="0" distL="114300" distR="114300" simplePos="0" relativeHeight="251747840" behindDoc="1" locked="0" layoutInCell="1" allowOverlap="1" wp14:anchorId="6FEB29A1" wp14:editId="2BA8EC71">
-                <wp:simplePos x="0" y="0"/>
-                <wp:positionH relativeFrom="column">
-                  <wp:posOffset>149860</wp:posOffset>
-                </wp:positionH>
-                <wp:positionV relativeFrom="paragraph">
-                  <wp:posOffset>-635</wp:posOffset>
-                </wp:positionV>
-                <wp:extent cx="204470" cy="170180"/>
-                <wp:effectExtent l="0" t="0" r="0" b="0"/>
-                <wp:wrapNone/>
-                <wp:docPr id="194801974" name="Рисунок 4" descr="Изображение выглядит как зарисовка, рисунок, Штриховая графика, штриховой рисунок&#10;&#10;Автоматически созданное описание"/>
-                <wp:cNvGraphicFramePr>
-                  <a:graphicFrameLocks xmlns:a="http://schemas.openxmlformats.org/drawingml/2006/main" noChangeAspect="1"/>
-                </wp:cNvGraphicFramePr>
-                <a:graphic xmlns:a="http://schemas.openxmlformats.org/drawingml/2006/main">
-                  <a:graphicData uri="http://schemas.openxmlformats.org/drawingml/2006/picture">
-                    <pic:pic xmlns:pic="http://schemas.openxmlformats.org/drawingml/2006/picture">
-                      <pic:nvPicPr>
-                        <pic:cNvPr id="604996641" name="Рисунок 4" descr="Изображение выглядит как зарисовка, рисунок, Штриховая графика, штриховой рисунок&#10;&#10;Автоматически созданное описание"/>
-                        <pic:cNvPicPr/>
-                      </pic:nvPicPr>
-                      <pic:blipFill>
-                        <a:blip r:embed="rId1">
-                          <a:extLst>
-                            <a:ext uri="{28A0092B-C50C-407E-A947-70E740481C1C}">
-                              <a14:useLocalDpi xmlns:a14="http://schemas.microsoft.com/office/drawing/2010/main" val="0"/>
-                            </a:ext>
-                          </a:extLst>
-                        </a:blip>
-                        <a:stretch>
-                          <a:fillRect/>
-                        </a:stretch>
-                      </pic:blipFill>
-                      <pic:spPr>
-                        <a:xfrm>
-                          <a:off x="0" y="0"/>
-                          <a:ext cx="204470" cy="170180"/>
-                        </a:xfrm>
-                        <a:prstGeom prst="rect">
-                          <a:avLst/>
-                        </a:prstGeom>
-                      </pic:spPr>
-                    </pic:pic>
-                  </a:graphicData>
-                </a:graphic>
-                <wp14:sizeRelH relativeFrom="margin">
-                  <wp14:pctWidth>0</wp14:pctWidth>
-                </wp14:sizeRelH>
-                <wp14:sizeRelV relativeFrom="margin">
-                  <wp14:pctHeight>0</wp14:pctHeight>
-                </wp14:sizeRelV>
-              </wp:anchor>
-            </w:drawing>
+              <w:lang w:val="en-US"/>
+            </w:rPr>
+            <w:t>{{ podp }}</w:t>
           </w:r>
         </w:p>
       </w:tc>
@@ -21180,7 +21063,7 @@
                         <pic:cNvPicPr/>
                       </pic:nvPicPr>
                       <pic:blipFill>
-                        <a:blip r:embed="rId2">
+                        <a:blip r:embed="rId1">
                           <a:extLst>
                             <a:ext uri="{28A0092B-C50C-407E-A947-70E740481C1C}">
                               <a14:useLocalDpi xmlns:a14="http://schemas.microsoft.com/office/drawing/2010/main" val="0"/>
@@ -21843,7 +21726,7 @@
                         <pic:cNvPicPr/>
                       </pic:nvPicPr>
                       <pic:blipFill>
-                        <a:blip r:embed="rId3">
+                        <a:blip r:embed="rId2">
                           <a:extLst>
                             <a:ext uri="{28A0092B-C50C-407E-A947-70E740481C1C}">
                               <a14:useLocalDpi xmlns:a14="http://schemas.microsoft.com/office/drawing/2010/main" val="0"/>
@@ -22698,6 +22581,7 @@
                               <w:szCs w:val="18"/>
                             </w:rPr>
                           </w:pPr>
+                          <w:proofErr w:type="spellStart"/>
                           <w:r>
                             <w:rPr>
                               <w:rStyle w:val="af9"/>
@@ -22705,7 +22589,17 @@
                               <w:sz w:val="20"/>
                               <w:szCs w:val="18"/>
                             </w:rPr>
-                            <w:t>Взам. инв. №</w:t>
+                            <w:t>Взам</w:t>
+                          </w:r>
+                          <w:proofErr w:type="spellEnd"/>
+                          <w:r>
+                            <w:rPr>
+                              <w:rStyle w:val="af9"/>
+                              <w:rFonts w:ascii="Times New Roman" w:hAnsi="Times New Roman"/>
+                              <w:sz w:val="20"/>
+                              <w:szCs w:val="18"/>
+                            </w:rPr>
+                            <w:t>. инв. №</w:t>
                           </w:r>
                         </w:p>
                       </w:txbxContent>
@@ -23773,62 +23667,9 @@
               <w:noProof/>
               <w:spacing w:val="-12"/>
               <w:sz w:val="18"/>
-            </w:rPr>
-            <w:drawing>
-              <wp:anchor distT="0" distB="0" distL="114300" distR="114300" simplePos="0" relativeHeight="251757056" behindDoc="1" locked="0" layoutInCell="1" allowOverlap="1" wp14:anchorId="611ED0D9" wp14:editId="763F085E">
-                <wp:simplePos x="0" y="0"/>
-                <wp:positionH relativeFrom="column">
-                  <wp:posOffset>149860</wp:posOffset>
-                </wp:positionH>
-                <wp:positionV relativeFrom="paragraph">
-                  <wp:posOffset>-635</wp:posOffset>
-                </wp:positionV>
-                <wp:extent cx="204470" cy="170180"/>
-                <wp:effectExtent l="0" t="0" r="0" b="0"/>
-                <wp:wrapNone/>
-                <wp:docPr id="1196173947" name="Рисунок 4" descr="Изображение выглядит как зарисовка, рисунок, Штриховая графика, штриховой рисунок&#10;&#10;Автоматически созданное описание"/>
-                <wp:cNvGraphicFramePr>
-                  <a:graphicFrameLocks xmlns:a="http://schemas.openxmlformats.org/drawingml/2006/main" noChangeAspect="1"/>
-                </wp:cNvGraphicFramePr>
-                <a:graphic xmlns:a="http://schemas.openxmlformats.org/drawingml/2006/main">
-                  <a:graphicData uri="http://schemas.openxmlformats.org/drawingml/2006/picture">
-                    <pic:pic xmlns:pic="http://schemas.openxmlformats.org/drawingml/2006/picture">
-                      <pic:nvPicPr>
-                        <pic:cNvPr id="604996641" name="Рисунок 4" descr="Изображение выглядит как зарисовка, рисунок, Штриховая графика, штриховой рисунок&#10;&#10;Автоматически созданное описание"/>
-                        <pic:cNvPicPr/>
-                      </pic:nvPicPr>
-                      <pic:blipFill>
-                        <a:blip r:embed="rId1">
-                          <a:extLst>
-                            <a:ext uri="{28A0092B-C50C-407E-A947-70E740481C1C}">
-                              <a14:useLocalDpi xmlns:a14="http://schemas.microsoft.com/office/drawing/2010/main" val="0"/>
-                            </a:ext>
-                          </a:extLst>
-                        </a:blip>
-                        <a:stretch>
-                          <a:fillRect/>
-                        </a:stretch>
-                      </pic:blipFill>
-                      <pic:spPr>
-                        <a:xfrm>
-                          <a:off x="0" y="0"/>
-                          <a:ext cx="204470" cy="170180"/>
-                        </a:xfrm>
-                        <a:prstGeom prst="rect">
-                          <a:avLst/>
-                        </a:prstGeom>
-                      </pic:spPr>
-                    </pic:pic>
-                  </a:graphicData>
-                </a:graphic>
-                <wp14:sizeRelH relativeFrom="margin">
-                  <wp14:pctWidth>0</wp14:pctWidth>
-                </wp14:sizeRelH>
-                <wp14:sizeRelV relativeFrom="margin">
-                  <wp14:pctHeight>0</wp14:pctHeight>
-                </wp14:sizeRelV>
-              </wp:anchor>
-            </w:drawing>
+              <w:lang w:val="en-US"/>
+            </w:rPr>
+            <w:t>{{ podp }}</w:t>
           </w:r>
         </w:p>
       </w:tc>
@@ -24313,7 +24154,7 @@
                         <pic:cNvPicPr/>
                       </pic:nvPicPr>
                       <pic:blipFill>
-                        <a:blip r:embed="rId2">
+                        <a:blip r:embed="rId1">
                           <a:extLst>
                             <a:ext uri="{28A0092B-C50C-407E-A947-70E740481C1C}">
                               <a14:useLocalDpi xmlns:a14="http://schemas.microsoft.com/office/drawing/2010/main" val="0"/>
@@ -24971,7 +24812,7 @@
                         <pic:cNvPicPr/>
                       </pic:nvPicPr>
                       <pic:blipFill>
-                        <a:blip r:embed="rId3">
+                        <a:blip r:embed="rId2">
                           <a:extLst>
                             <a:ext uri="{28A0092B-C50C-407E-A947-70E740481C1C}">
                               <a14:useLocalDpi xmlns:a14="http://schemas.microsoft.com/office/drawing/2010/main" val="0"/>
@@ -28413,8 +28254,13 @@
                             <w:pPr>
                               <w:pStyle w:val="afff8"/>
                             </w:pPr>
+                            <w:proofErr w:type="spellStart"/>
                             <w:r>
-                              <w:t>Взам. инв. №</w:t>
+                              <w:t>Взам</w:t>
+                            </w:r>
+                            <w:proofErr w:type="spellEnd"/>
+                            <w:r>
+                              <w:t>. инв. №</w:t>
                             </w:r>
                           </w:p>
                           <w:p>
@@ -28433,7 +28279,15 @@
                               <w:pStyle w:val="afff8"/>
                             </w:pPr>
                             <w:r>
-                              <w:t>Инв.№ дубл.</w:t>
+                              <w:t xml:space="preserve">Инв.№ </w:t>
+                            </w:r>
+                            <w:proofErr w:type="spellStart"/>
+                            <w:r>
+                              <w:t>дубл</w:t>
+                            </w:r>
+                            <w:proofErr w:type="spellEnd"/>
+                            <w:r>
+                              <w:t>.</w:t>
                             </w:r>
                           </w:p>
                           <w:p>
@@ -28647,13 +28501,50 @@
                               <w:szCs w:val="36"/>
                             </w:rPr>
                           </w:pPr>
+                          <w:proofErr w:type="gramStart"/>
                           <w:r>
                             <w:rPr>
                               <w:sz w:val="36"/>
                               <w:szCs w:val="24"/>
                               <w:lang w:val="en-US"/>
                             </w:rPr>
-                            <w:t>{{ project_code }}</w:t>
+                            <w:t xml:space="preserve">{{ </w:t>
+                          </w:r>
+                          <w:proofErr w:type="spellStart"/>
+                          <w:r>
+                            <w:rPr>
+                              <w:sz w:val="36"/>
+                              <w:szCs w:val="24"/>
+                              <w:lang w:val="en-US"/>
+                            </w:rPr>
+                            <w:t>project</w:t>
+                          </w:r>
+                          <w:proofErr w:type="gramEnd"/>
+                          <w:r>
+                            <w:rPr>
+                              <w:sz w:val="36"/>
+                              <w:szCs w:val="24"/>
+                              <w:lang w:val="en-US"/>
+                            </w:rPr>
+                            <w:t>_</w:t>
+                          </w:r>
+                          <w:proofErr w:type="gramStart"/>
+                          <w:r>
+                            <w:rPr>
+                              <w:sz w:val="36"/>
+                              <w:szCs w:val="24"/>
+                              <w:lang w:val="en-US"/>
+                            </w:rPr>
+                            <w:t>code</w:t>
+                          </w:r>
+                          <w:proofErr w:type="spellEnd"/>
+                          <w:r>
+                            <w:rPr>
+                              <w:sz w:val="36"/>
+                              <w:szCs w:val="24"/>
+                              <w:lang w:val="en-US"/>
+                            </w:rPr>
+                            <w:t xml:space="preserve"> }}</w:t>
                           </w:r>
                           <w:r>
                             <w:rPr>
@@ -28663,6 +28554,7 @@
                             </w:rPr>
                             <w:t>-</w:t>
                           </w:r>
+                          <w:proofErr w:type="gramEnd"/>
                           <w:r>
                             <w:rPr>
                               <w:sz w:val="36"/>
